--- a/output/quickscan_9746CR_109.docx
+++ b/output/quickscan_9746CR_109.docx
@@ -182,7 +182,7 @@
           <w:szCs w:val="22"/>
           <w:color w:val="666666"/>
         </w:rPr>
-        <w:t xml:space="preserve">6 april 2026</w:t>
+        <w:t xml:space="preserve">30 april 2026</w:t>
       </w:r>
     </w:p>
     <w:p>
@@ -257,21 +257,29 @@
         <w:rPr>
           <w:color w:val="1A2340"/>
         </w:rPr>
+        <w:t xml:space="preserve">Let op: voor uw woning is geen actueel energielabel gevonden in EP-Online. De onderstaande scores zijn indicatief op basis van bouwjaar 2006 en vergelijkbare woningen uit dezelfde periode. Uw woning uit 2006 heeft een sterke gebouwschil. Via de ISDE is mogelijk een startbedrag van €1,025 plus €225 per kW vermogen beschikbaar voor een warmtepomp. Ontdek of uw woning klaar is voor gasloos wonen via www.pandiq.nl.</w:t>
+      </w:r>
+    </w:p>
+    <w:p>
+      <w:pPr>
+        <w:spacing w:before="120" w:after="120"/>
+        <w:rPr>
+          <w:color w:val="1A2340"/>
+        </w:rPr>
+      </w:pPr>
+    </w:p>
+    <w:p>
+      <w:pPr>
+        <w:spacing w:before="60" w:after="160"/>
+        <w:rPr>
+          <w:color w:val="1A2340"/>
+        </w:rPr>
+      </w:pPr>
+      <w:r>
+        <w:rPr>
+          <w:color w:val="1A2340"/>
+        </w:rPr>
         <w:t xml:space="preserve">Dit rapport is opgesteld op basis van openbare registraties (BAG en EP-Online) voor Joeswerd 109, 9746CR Groningen. De woning is gebouwd in 2006.</w:t>
-      </w:r>
-      <w:proofErr w:type="spellStart"/>
-      <w:r>
-        <w:rPr>
-          <w:color w:val="1A2340"/>
-        </w:rPr>
-        <w:t/>
-      </w:r>
-      <w:proofErr w:type="spellEnd"/>
-      <w:r>
-        <w:rPr>
-          <w:color w:val="1A2340"/>
-        </w:rPr>
-        <w:t/>
       </w:r>
     </w:p>
     <w:p>
@@ -442,20 +450,6 @@
         </w:rPr>
         <w:t/>
       </w:r>
-      <w:proofErr w:type="spellStart"/>
-      <w:r>
-        <w:rPr>
-          <w:color w:val="1A2340"/>
-        </w:rPr>
-        <w:t/>
-      </w:r>
-      <w:proofErr w:type="spellEnd"/>
-      <w:r>
-        <w:rPr>
-          <w:color w:val="1A2340"/>
-        </w:rPr>
-        <w:t/>
-      </w:r>
     </w:p>
     <w:p>
       <w:pPr>
@@ -508,6 +502,617 @@
         <w:rPr>
           <w:color w:val="1A2340"/>
         </w:rPr>
+        <w:t>Financiële indicaties zijn schattingen op basis van bouwjaar en gemiddelde woningkenmerken. Definitieve bedragen hangen af van de werkelijke situatie ter plaatse.</w:t>
+      </w:r>
+    </w:p>
+    <w:p>
+      <w:pPr>
+        <w:pStyle w:val="Normal"/>
+        <w:spacing w:before="0" w:after="200"/>
+      </w:pPr>
+    </w:p>
+    <w:p>
+      <w:pPr>
+        <w:pStyle w:val="Normal"/>
+        <w:spacing w:before="0" w:after="200"/>
+      </w:pPr>
+      <w:r>
+        <w:rPr>
+          <w:i/>
+          <w:rFonts w:ascii="Calibri" w:hAnsi="Calibri" w:cs="Calibri"/>
+          <w:sz w:val="20"/>
+          <w:szCs w:val="20"/>
+          <w:color w:val="666666"/>
+        </w:rPr>
+        <w:t xml:space="preserve">Berekend op basis van woningtype, bouwjaar en isolatiewaarden per bouwperiode (ISSO 82.1, NEN 1068). Alle bedragen zijn indicatief.</w:t>
+      </w:r>
+    </w:p>
+    <w:p>
+      <w:pPr>
+        <w:pStyle w:val="Normal"/>
+        <w:spacing w:before="0" w:after="60"/>
+      </w:pPr>
+      <w:r>
+        <w:rPr>
+          <w:b/>
+          <w:rFonts w:ascii="Calibri" w:hAnsi="Calibri" w:cs="Calibri"/>
+          <w:sz w:val="22"/>
+          <w:szCs w:val="22"/>
+          <w:color w:val="5AAA00"/>
+        </w:rPr>
+        <w:t xml:space="preserve">Dak</w:t>
+      </w:r>
+    </w:p>
+    <w:p>
+      <w:pPr>
+        <w:pStyle w:val="Normal"/>
+        <w:spacing w:before="0" w:after="40"/>
+      </w:pPr>
+      <w:r>
+        <w:rPr>
+          <w:i/>
+          <w:rFonts w:ascii="Calibri" w:hAnsi="Calibri" w:cs="Calibri"/>
+          <w:sz w:val="20"/>
+          <w:szCs w:val="20"/>
+          <w:color w:val="888888"/>
+        </w:rPr>
+        <w:t xml:space="preserve">Hellend dak, footprint 50 m² × factor 1.25</w:t>
+      </w:r>
+    </w:p>
+    <w:p>
+      <w:pPr>
+        <w:pStyle w:val="Normal"/>
+        <w:spacing w:before="0" w:after="20"/>
+      </w:pPr>
+      <w:r>
+        <w:rPr>
+          <w:rFonts w:ascii="Calibri" w:hAnsi="Calibri" w:cs="Calibri"/>
+          <w:sz w:val="20"/>
+          <w:szCs w:val="20"/>
+          <w:color w:val="555555"/>
+        </w:rPr>
+        <w:t xml:space="preserve">Huidige Rc: 2.5 m²K/W  —  Bouwbesluit 1992+, Rc ≥ 2.5 m²K/W</w:t>
+      </w:r>
+    </w:p>
+    <w:p>
+      <w:pPr>
+        <w:pStyle w:val="Normal"/>
+        <w:spacing w:before="0" w:after="60"/>
+      </w:pPr>
+      <w:r>
+        <w:rPr>
+          <w:rFonts w:ascii="Calibri" w:hAnsi="Calibri" w:cs="Calibri"/>
+          <w:sz w:val="20"/>
+          <w:szCs w:val="20"/>
+          <w:color w:val="555555"/>
+        </w:rPr>
+        <w:t xml:space="preserve">Streefwaarde Rc: 3.5 m²K/W (ISDE-minimumeis)</w:t>
+      </w:r>
+    </w:p>
+    <w:p>
+      <w:pPr>
+        <w:pStyle w:val="Normal"/>
+        <w:spacing w:before="0" w:after="60"/>
+      </w:pPr>
+      <w:r>
+        <w:rPr>
+          <w:rFonts w:ascii="Calibri" w:hAnsi="Calibri" w:cs="Calibri"/>
+          <w:sz w:val="20"/>
+          <w:szCs w:val="20"/>
+          <w:color w:val="1D1D1B"/>
+        </w:rPr>
+        <w:t xml:space="preserve">Besparing:    393 kWh/jr  |  52 m³ gas/jr  |  €75 per jaar</w:t>
+      </w:r>
+    </w:p>
+    <w:p>
+      <w:pPr>
+        <w:pStyle w:val="Normal"/>
+        <w:spacing w:before="0" w:after="60"/>
+      </w:pPr>
+      <w:r>
+        <w:rPr>
+          <w:rFonts w:ascii="Calibri" w:hAnsi="Calibri" w:cs="Calibri"/>
+          <w:sz w:val="20"/>
+          <w:szCs w:val="20"/>
+          <w:color w:val="1D1D1B"/>
+        </w:rPr>
+        <w:t xml:space="preserve">Investering:  €6,250–€9,375  |  ISDE-subsidie: tot €1,016  |  Netto: €6,796</w:t>
+      </w:r>
+    </w:p>
+    <w:p>
+      <w:pPr>
+        <w:pStyle w:val="Normal"/>
+        <w:spacing w:before="0" w:after="60"/>
+      </w:pPr>
+      <w:r>
+        <w:rPr>
+          <w:rFonts w:ascii="Calibri" w:hAnsi="Calibri" w:cs="Calibri"/>
+          <w:sz w:val="20"/>
+          <w:szCs w:val="20"/>
+          <w:color w:val="1D1D1B"/>
+        </w:rPr>
+        <w:t xml:space="preserve">Terugverdientijd: 44.5 jaar  |  Na 10 jr: €858  |  Na 20 jr: €2,010 cumulatief bespaard</w:t>
+      </w:r>
+    </w:p>
+    <w:p>
+      <w:pPr>
+        <w:pStyle w:val="Normal"/>
+        <w:spacing w:before="0" w:after="60"/>
+      </w:pPr>
+      <w:r>
+        <w:rPr>
+          <w:i/>
+          <w:rFonts w:ascii="Calibri" w:hAnsi="Calibri" w:cs="Calibri"/>
+          <w:sz w:val="18"/>
+          <w:szCs w:val="18"/>
+          <w:color w:val="888888"/>
+        </w:rPr>
+        <w:t xml:space="preserve">Enkel interessant in combinatie met groot onderhoud of verbouw.</w:t>
+      </w:r>
+    </w:p>
+    <w:p>
+      <w:pPr>
+        <w:pStyle w:val="Normal"/>
+        <w:spacing w:before="0" w:after="160"/>
+      </w:pPr>
+    </w:p>
+    <w:p>
+      <w:pPr>
+        <w:pStyle w:val="Normal"/>
+        <w:spacing w:before="0" w:after="60"/>
+      </w:pPr>
+      <w:r>
+        <w:rPr>
+          <w:b/>
+          <w:rFonts w:ascii="Calibri" w:hAnsi="Calibri" w:cs="Calibri"/>
+          <w:sz w:val="22"/>
+          <w:szCs w:val="22"/>
+          <w:color w:val="5AAA00"/>
+        </w:rPr>
+        <w:t xml:space="preserve">Vloer</w:t>
+      </w:r>
+    </w:p>
+    <w:p>
+      <w:pPr>
+        <w:pStyle w:val="Normal"/>
+        <w:spacing w:before="0" w:after="40"/>
+      </w:pPr>
+      <w:r>
+        <w:rPr>
+          <w:i/>
+          <w:rFonts w:ascii="Calibri" w:hAnsi="Calibri" w:cs="Calibri"/>
+          <w:sz w:val="20"/>
+          <w:szCs w:val="20"/>
+          <w:color w:val="888888"/>
+        </w:rPr>
+        <w:t xml:space="preserve">Vloer = footprint 50 m²</w:t>
+      </w:r>
+    </w:p>
+    <w:p>
+      <w:pPr>
+        <w:pStyle w:val="Normal"/>
+        <w:spacing w:before="0" w:after="20"/>
+      </w:pPr>
+      <w:r>
+        <w:rPr>
+          <w:rFonts w:ascii="Calibri" w:hAnsi="Calibri" w:cs="Calibri"/>
+          <w:sz w:val="20"/>
+          <w:szCs w:val="20"/>
+          <w:color w:val="555555"/>
+        </w:rPr>
+        <w:t xml:space="preserve">Huidige Rc: 2.5 m²K/W  —  Bouwbesluit 1992+, Rc ≥ 2.5 m²K/W</w:t>
+      </w:r>
+    </w:p>
+    <w:p>
+      <w:pPr>
+        <w:pStyle w:val="Normal"/>
+        <w:spacing w:before="0" w:after="60"/>
+      </w:pPr>
+      <w:r>
+        <w:rPr>
+          <w:rFonts w:ascii="Calibri" w:hAnsi="Calibri" w:cs="Calibri"/>
+          <w:sz w:val="20"/>
+          <w:szCs w:val="20"/>
+          <w:color w:val="555555"/>
+        </w:rPr>
+        <w:t xml:space="preserve">Streefwaarde Rc: 3.5 m²K/W (ISDE-minimumeis)</w:t>
+      </w:r>
+    </w:p>
+    <w:p>
+      <w:pPr>
+        <w:pStyle w:val="Normal"/>
+        <w:spacing w:before="0" w:after="60"/>
+      </w:pPr>
+      <w:r>
+        <w:rPr>
+          <w:rFonts w:ascii="Calibri" w:hAnsi="Calibri" w:cs="Calibri"/>
+          <w:sz w:val="20"/>
+          <w:szCs w:val="20"/>
+          <w:color w:val="1D1D1B"/>
+        </w:rPr>
+        <w:t xml:space="preserve">Besparing:    314 kWh/jr  |  41 m³ gas/jr  |  €60 per jaar</w:t>
+      </w:r>
+    </w:p>
+    <w:p>
+      <w:pPr>
+        <w:pStyle w:val="Normal"/>
+        <w:spacing w:before="0" w:after="60"/>
+      </w:pPr>
+      <w:r>
+        <w:rPr>
+          <w:rFonts w:ascii="Calibri" w:hAnsi="Calibri" w:cs="Calibri"/>
+          <w:sz w:val="20"/>
+          <w:szCs w:val="20"/>
+          <w:color w:val="1D1D1B"/>
+        </w:rPr>
+        <w:t xml:space="preserve">Investering:  €1,100–€1,500  |  ISDE-subsidie: tot €275  |  Netto: €1,025</w:t>
+      </w:r>
+    </w:p>
+    <w:p>
+      <w:pPr>
+        <w:pStyle w:val="Normal"/>
+        <w:spacing w:before="0" w:after="60"/>
+      </w:pPr>
+      <w:r>
+        <w:rPr>
+          <w:rFonts w:ascii="Calibri" w:hAnsi="Calibri" w:cs="Calibri"/>
+          <w:sz w:val="20"/>
+          <w:szCs w:val="20"/>
+          <w:color w:val="1D1D1B"/>
+        </w:rPr>
+        <w:t xml:space="preserve">Terugverdientijd: 14.0 jaar  |  Na 10 jr: €685  |  Na 20 jr: €1,605 cumulatief bespaard</w:t>
+      </w:r>
+    </w:p>
+    <w:p>
+      <w:pPr>
+        <w:pStyle w:val="Normal"/>
+        <w:spacing w:before="0" w:after="160"/>
+      </w:pPr>
+    </w:p>
+    <w:p>
+      <w:pPr>
+        <w:pStyle w:val="Normal"/>
+        <w:spacing w:before="0" w:after="60"/>
+      </w:pPr>
+      <w:r>
+        <w:rPr>
+          <w:b/>
+          <w:rFonts w:ascii="Calibri" w:hAnsi="Calibri" w:cs="Calibri"/>
+          <w:sz w:val="22"/>
+          <w:szCs w:val="22"/>
+          <w:color w:val="5AAA00"/>
+        </w:rPr>
+        <w:t xml:space="preserve">Spouwmuurisolatie</w:t>
+      </w:r>
+    </w:p>
+    <w:p>
+      <w:pPr>
+        <w:pStyle w:val="Normal"/>
+        <w:spacing w:before="0" w:after="60"/>
+      </w:pPr>
+      <w:r>
+        <w:rPr>
+          <w:rFonts w:ascii="Calibri" w:hAnsi="Calibri" w:cs="Calibri"/>
+          <w:sz w:val="20"/>
+          <w:szCs w:val="20"/>
+          <w:color w:val="2E7D32"/>
+        </w:rPr>
+        <w:t xml:space="preserve">Je Rc-waarde is 1.3 m²K/W en voldoet aan de ISDE-eis en komt hierom niet in aanmerking voor subsidie.</w:t>
+      </w:r>
+    </w:p>
+    <w:p>
+      <w:pPr>
+        <w:pStyle w:val="Normal"/>
+        <w:spacing w:before="0" w:after="160"/>
+      </w:pPr>
+    </w:p>
+    <w:p>
+      <w:pPr>
+        <w:pStyle w:val="Normal"/>
+        <w:spacing w:before="0" w:after="60"/>
+      </w:pPr>
+      <w:r>
+        <w:rPr>
+          <w:b/>
+          <w:rFonts w:ascii="Calibri" w:hAnsi="Calibri" w:cs="Calibri"/>
+          <w:sz w:val="22"/>
+          <w:szCs w:val="22"/>
+          <w:color w:val="5AAA00"/>
+        </w:rPr>
+        <w:t xml:space="preserve">Gevelisolatie (buiten/binnen)</w:t>
+      </w:r>
+    </w:p>
+    <w:p>
+      <w:pPr>
+        <w:pStyle w:val="Normal"/>
+        <w:spacing w:before="0" w:after="40"/>
+      </w:pPr>
+      <w:r>
+        <w:rPr>
+          <w:i/>
+          <w:rFonts w:ascii="Calibri" w:hAnsi="Calibri" w:cs="Calibri"/>
+          <w:sz w:val="20"/>
+          <w:szCs w:val="20"/>
+          <w:color w:val="888888"/>
+        </w:rPr>
+        <w:t xml:space="preserve">Netto gevel (excl. glas), tussenwoning; bruto 65 m² − glas 15 m²</w:t>
+      </w:r>
+    </w:p>
+    <w:p>
+      <w:pPr>
+        <w:pStyle w:val="Normal"/>
+        <w:spacing w:before="0" w:after="20"/>
+      </w:pPr>
+      <w:r>
+        <w:rPr>
+          <w:rFonts w:ascii="Calibri" w:hAnsi="Calibri" w:cs="Calibri"/>
+          <w:sz w:val="20"/>
+          <w:szCs w:val="20"/>
+          <w:color w:val="555555"/>
+        </w:rPr>
+        <w:t xml:space="preserve">Huidige Rc: 2.5 m²K/W  —  Bouwbesluit 1992+, spouw gevuld, Rc ≥ 2.5 m²K/W</w:t>
+      </w:r>
+    </w:p>
+    <w:p>
+      <w:pPr>
+        <w:pStyle w:val="Normal"/>
+        <w:spacing w:before="0" w:after="60"/>
+      </w:pPr>
+      <w:r>
+        <w:rPr>
+          <w:rFonts w:ascii="Calibri" w:hAnsi="Calibri" w:cs="Calibri"/>
+          <w:sz w:val="20"/>
+          <w:szCs w:val="20"/>
+          <w:color w:val="555555"/>
+        </w:rPr>
+        <w:t xml:space="preserve">Streefwaarde Rc: 3.5 m²K/W (ISDE-minimumeis)</w:t>
+      </w:r>
+    </w:p>
+    <w:p>
+      <w:pPr>
+        <w:pStyle w:val="Normal"/>
+        <w:spacing w:before="0" w:after="60"/>
+      </w:pPr>
+      <w:r>
+        <w:rPr>
+          <w:rFonts w:ascii="Calibri" w:hAnsi="Calibri" w:cs="Calibri"/>
+          <w:sz w:val="20"/>
+          <w:szCs w:val="20"/>
+          <w:color w:val="1D1D1B"/>
+        </w:rPr>
+        <w:t xml:space="preserve">Besparing:    316 kWh/jr  |  41 m³ gas/jr  |  €60 per jaar</w:t>
+      </w:r>
+    </w:p>
+    <w:p>
+      <w:pPr>
+        <w:pStyle w:val="Normal"/>
+        <w:spacing w:before="0" w:after="60"/>
+      </w:pPr>
+      <w:r>
+        <w:rPr>
+          <w:rFonts w:ascii="Calibri" w:hAnsi="Calibri" w:cs="Calibri"/>
+          <w:sz w:val="20"/>
+          <w:szCs w:val="20"/>
+          <w:color w:val="1D1D1B"/>
+        </w:rPr>
+        <w:t xml:space="preserve">Investering:  €8,785–€11,546  |  ISDE-subsidie: tot €1,017  |  Netto: €9,148</w:t>
+      </w:r>
+    </w:p>
+    <w:p>
+      <w:pPr>
+        <w:pStyle w:val="Normal"/>
+        <w:spacing w:before="0" w:after="160"/>
+      </w:pPr>
+    </w:p>
+    <w:p>
+      <w:pPr>
+        <w:pStyle w:val="Normal"/>
+        <w:spacing w:before="0" w:after="60"/>
+      </w:pPr>
+      <w:r>
+        <w:rPr>
+          <w:b/>
+          <w:rFonts w:ascii="Calibri" w:hAnsi="Calibri" w:cs="Calibri"/>
+          <w:sz w:val="22"/>
+          <w:szCs w:val="22"/>
+          <w:color w:val="5AAA00"/>
+        </w:rPr>
+        <w:t xml:space="preserve">Glas</w:t>
+      </w:r>
+    </w:p>
+    <w:p>
+      <w:pPr>
+        <w:pStyle w:val="Normal"/>
+        <w:spacing w:before="0" w:after="200"/>
+      </w:pPr>
+      <w:r>
+        <w:rPr>
+          <w:i/>
+          <w:rFonts w:ascii="Calibri" w:hAnsi="Calibri" w:cs="Calibri"/>
+          <w:sz w:val="20"/>
+          <w:szCs w:val="20"/>
+          <w:color w:val="888888"/>
+        </w:rPr>
+        <w:t xml:space="preserve">Glasoppervlak o.b.v. hoeveelheden glas per gevelzijde, tussenwoning</w:t>
+      </w:r>
+    </w:p>
+    <w:p>
+      <w:pPr>
+        <w:pStyle w:val="Normal"/>
+        <w:spacing w:before="0" w:after="120"/>
+      </w:pPr>
+    </w:p>
+    <w:p>
+      <w:pPr>
+        <w:pStyle w:val="Normal"/>
+        <w:spacing w:before="0" w:after="100"/>
+      </w:pPr>
+      <w:r>
+        <w:rPr>
+          <w:b/>
+          <w:rFonts w:ascii="Calibri" w:hAnsi="Calibri" w:cs="Calibri"/>
+          <w:sz w:val="24"/>
+          <w:szCs w:val="24"/>
+          <w:color w:val="1D1D1B"/>
+        </w:rPr>
+        <w:t xml:space="preserve">Totaaloverzicht bij uitvoering van alle maatregelen</w:t>
+      </w:r>
+    </w:p>
+    <w:p>
+      <w:pPr>
+        <w:pStyle w:val="Normal"/>
+        <w:spacing w:before="0" w:after="120"/>
+      </w:pPr>
+      <w:r>
+        <w:rPr>
+          <w:rFonts w:ascii="Calibri" w:hAnsi="Calibri" w:cs="Calibri"/>
+          <w:sz w:val="20"/>
+          <w:szCs w:val="20"/>
+          <w:color w:val="1D1D1B"/>
+        </w:rPr>
+        <w:t xml:space="preserve">Wanneer u meerdere isolatiemaatregelen combineert — of een isolatiemaatregel koppelt aan een warmtepomp — verdubbelt de ISDE-subsidie automatisch. Uw subsidie komt dan niet uit op €2,308 maar op €4,616.</w:t>
+      </w:r>
+    </w:p>
+    <w:p>
+      <w:pPr>
+        <w:pStyle w:val="Normal"/>
+        <w:spacing w:before="0" w:after="40"/>
+      </w:pPr>
+      <w:r>
+        <w:rPr>
+          <w:rFonts w:ascii="Calibri" w:hAnsi="Calibri" w:cs="Calibri"/>
+          <w:sz w:val="20"/>
+          <w:szCs w:val="20"/>
+          <w:color w:val="1D1D1B"/>
+        </w:rPr>
+        <w:t xml:space="preserve">Totale investering:  €16,135 – €22,421</w:t>
+      </w:r>
+    </w:p>
+    <w:p>
+      <w:pPr>
+        <w:pStyle w:val="Normal"/>
+        <w:spacing w:before="0" w:after="40"/>
+      </w:pPr>
+      <w:r>
+        <w:rPr>
+          <w:rFonts w:ascii="Calibri" w:hAnsi="Calibri" w:cs="Calibri"/>
+          <w:sz w:val="20"/>
+          <w:szCs w:val="20"/>
+          <w:color w:val="1D1D1B"/>
+        </w:rPr>
+        <w:t xml:space="preserve">Subsidie (enkelvoudig tarief):  €2,308</w:t>
+      </w:r>
+    </w:p>
+    <w:p>
+      <w:pPr>
+        <w:pStyle w:val="Normal"/>
+        <w:spacing w:before="0" w:after="40"/>
+      </w:pPr>
+      <w:r>
+        <w:rPr>
+          <w:b/>
+          <w:rFonts w:ascii="Calibri" w:hAnsi="Calibri" w:cs="Calibri"/>
+          <w:sz w:val="20"/>
+          <w:szCs w:val="20"/>
+          <w:color w:val="2E5C00"/>
+        </w:rPr>
+        <w:t xml:space="preserve">Subsidie (meervoudig, combinatie):  €4,616</w:t>
+      </w:r>
+    </w:p>
+    <w:p>
+      <w:pPr>
+        <w:pStyle w:val="Normal"/>
+        <w:spacing w:before="0" w:after="40"/>
+      </w:pPr>
+      <w:r>
+        <w:rPr>
+          <w:rFonts w:ascii="Calibri" w:hAnsi="Calibri" w:cs="Calibri"/>
+          <w:sz w:val="20"/>
+          <w:szCs w:val="20"/>
+          <w:color w:val="1D1D1B"/>
+        </w:rPr>
+        <w:t xml:space="preserve">Netto investering (enkelvoudig):  €16,970</w:t>
+      </w:r>
+    </w:p>
+    <w:p>
+      <w:pPr>
+        <w:pStyle w:val="Normal"/>
+        <w:spacing w:before="0" w:after="40"/>
+      </w:pPr>
+      <w:r>
+        <w:rPr>
+          <w:b/>
+          <w:rFonts w:ascii="Calibri" w:hAnsi="Calibri" w:cs="Calibri"/>
+          <w:sz w:val="20"/>
+          <w:szCs w:val="20"/>
+          <w:color w:val="2E5C00"/>
+        </w:rPr>
+        <w:t xml:space="preserve">Netto investering (meervoudig):  €14,662</w:t>
+      </w:r>
+    </w:p>
+    <w:p>
+      <w:pPr>
+        <w:pStyle w:val="Normal"/>
+        <w:spacing w:before="0" w:after="40"/>
+      </w:pPr>
+      <w:r>
+        <w:rPr>
+          <w:rFonts w:ascii="Calibri" w:hAnsi="Calibri" w:cs="Calibri"/>
+          <w:sz w:val="20"/>
+          <w:szCs w:val="20"/>
+          <w:color w:val="1D1D1B"/>
+        </w:rPr>
+        <w:t xml:space="preserve">Jaarlijkse energiebesparing:  €195/jr</w:t>
+      </w:r>
+    </w:p>
+    <w:p>
+      <w:pPr>
+        <w:pStyle w:val="Normal"/>
+        <w:spacing w:before="0" w:after="40"/>
+      </w:pPr>
+      <w:r>
+        <w:rPr>
+          <w:rFonts w:ascii="Calibri" w:hAnsi="Calibri" w:cs="Calibri"/>
+          <w:sz w:val="20"/>
+          <w:szCs w:val="20"/>
+          <w:color w:val="1D1D1B"/>
+        </w:rPr>
+        <w:t xml:space="preserve">Terugverdientijd (enkelvoudig):  43.5 jaar</w:t>
+      </w:r>
+    </w:p>
+    <w:p>
+      <w:pPr>
+        <w:pStyle w:val="Normal"/>
+        <w:spacing w:before="0" w:after="40"/>
+      </w:pPr>
+      <w:r>
+        <w:rPr>
+          <w:b/>
+          <w:rFonts w:ascii="Calibri" w:hAnsi="Calibri" w:cs="Calibri"/>
+          <w:sz w:val="20"/>
+          <w:szCs w:val="20"/>
+          <w:color w:val="2E5C00"/>
+        </w:rPr>
+        <w:t xml:space="preserve">Terugverdientijd (meervoudig):  40.0 jaar</w:t>
+      </w:r>
+    </w:p>
+    <w:p>
+      <w:pPr>
+        <w:pStyle w:val="Normal"/>
+        <w:spacing w:before="0" w:after="160"/>
+      </w:pPr>
+    </w:p>
+    <w:p>
+      <w:pPr>
+        <w:spacing w:before="60" w:after="160"/>
+        <w:rPr>
+          <w:color w:val="1A2340"/>
+        </w:rPr>
+      </w:pPr>
+      <w:r>
+        <w:rPr>
+          <w:color w:val="1A2340"/>
+        </w:rPr>
         <w:t>De informatie is bedoeld als eerste inzicht en kan afwijken van de werkelijke situatie. Wij adviseren om v</w:t>
       </w:r>
       <w:r>
@@ -546,21 +1151,7 @@
         <w:rPr>
           <w:color w:val="1A2340"/>
         </w:rPr>
-        <w:t xml:space="preserve"> de gegevens kunnen onvolledig of onjuist zijn en </w:t>
-      </w:r>
-      <w:proofErr w:type="spellStart"/>
-      <w:r>
-        <w:rPr>
-          <w:color w:val="1A2340"/>
-        </w:rPr>
-        <w:t>PandIQ</w:t>
-      </w:r>
-      <w:proofErr w:type="spellEnd"/>
-      <w:r>
-        <w:rPr>
-          <w:color w:val="1A2340"/>
-        </w:rPr>
-        <w:t xml:space="preserve"> is niet aansprakelijk voor eventuele fouten of gevolgen van gebruik.</w:t>
+        <w:t xml:space="preserve"> de gegevens kunnen onvolledig of onjuist zijn en PandIQ is niet aansprakelijk voor eventuele fouten of gevolgen van gebruik.</w:t>
       </w:r>
     </w:p>
     <w:p>
@@ -782,7 +1373,7 @@
                 <w:color w:val="1F2937"/>
                 <w:sz w:val="22"/>
               </w:rPr>
-              <w:t xml:space="preserve">6 april 2026</w:t>
+              <w:t xml:space="preserve">30 april 2026</w:t>
             </w:r>
           </w:p>
         </w:tc>
@@ -1156,26 +1747,6 @@
               </w:rPr>
               <w:t xml:space="preserve">—</w:t>
             </w:r>
-            <w:proofErr w:type="spellStart"/>
-            <w:r>
-              <w:rPr>
-                <w:rFonts w:ascii="Calibri" w:hAnsi="Calibri"/>
-                <w:b w:val="0"/>
-                <w:color w:val="1F2937"/>
-                <w:sz w:val="22"/>
-              </w:rPr>
-              <w:t/>
-            </w:r>
-            <w:proofErr w:type="spellEnd"/>
-            <w:r>
-              <w:rPr>
-                <w:rFonts w:ascii="Calibri" w:hAnsi="Calibri"/>
-                <w:b w:val="0"/>
-                <w:color w:val="1F2937"/>
-                <w:sz w:val="22"/>
-              </w:rPr>
-              <w:t/>
-            </w:r>
           </w:p>
         </w:tc>
       </w:tr>
@@ -1415,20 +1986,6 @@
         </w:rPr>
         <w:t xml:space="preserve">Uw woning valt onder het Bouwbesluit van 1992, met latere aanscherpingen via de Energieprestatiecoëfficiënt (EPC). De schil is standaard voorzien van dakisolatie, spouwvulling en mechanische ventilatie — een kwalitatief goede basis met Rc 2,5. De focus verschuift hier van basisisolatie naar het optimaliseren van systemen en het dichten van de laatste energielekken.</w:t>
       </w:r>
-      <w:proofErr w:type="spellStart"/>
-      <w:r>
-        <w:rPr>
-          <w:color w:val="1A2340"/>
-        </w:rPr>
-        <w:t/>
-      </w:r>
-      <w:proofErr w:type="spellEnd"/>
-      <w:r>
-        <w:rPr>
-          <w:color w:val="1A2340"/>
-        </w:rPr>
-        <w:t/>
-      </w:r>
     </w:p>
     <w:p>
       <w:r>
@@ -1463,521 +2020,10 @@
     </w:p>
     <w:p>
       <w:pPr>
-        <w:spacing w:before="120" w:after="120"/>
-      </w:pPr>
-    </w:p>
-    <w:tbl>
-      <w:tblPr>
-        <w:tblW w:w="9026" w:type="dxa"/>
-        <w:tblBorders>
-          <w:top w:val="single" w:sz="4" w:space="0" w:color="F2F2F2" w:themeColor="background1" w:themeShade="F2"/>
-          <w:left w:val="single" w:sz="4" w:space="0" w:color="F2F2F2" w:themeColor="background1" w:themeShade="F2"/>
-          <w:bottom w:val="single" w:sz="4" w:space="0" w:color="F2F2F2" w:themeColor="background1" w:themeShade="F2"/>
-          <w:right w:val="single" w:sz="4" w:space="0" w:color="F2F2F2" w:themeColor="background1" w:themeShade="F2"/>
-          <w:insideH w:val="single" w:sz="4" w:space="0" w:color="F2F2F2" w:themeColor="background1" w:themeShade="F2"/>
-          <w:insideV w:val="single" w:sz="4" w:space="0" w:color="F2F2F2" w:themeColor="background1" w:themeShade="F2"/>
-        </w:tblBorders>
-        <w:tblCellMar>
-          <w:left w:w="10" w:type="dxa"/>
-          <w:right w:w="10" w:type="dxa"/>
-        </w:tblCellMar>
-        <w:tblLook w:val="0000" w:firstRow="0" w:lastRow="0" w:firstColumn="0" w:lastColumn="0" w:noHBand="0" w:noVBand="0"/>
-      </w:tblPr>
-      <w:tblGrid>
-        <w:gridCol w:w="2295"/>
-        <w:gridCol w:w="1759"/>
-        <w:gridCol w:w="4972"/>
-      </w:tblGrid>
-      <w:tr>
-        <w:tc>
-          <w:tcPr>
-            <w:tcW w:w="2400" w:type="dxa"/>
-            <w:shd w:val="clear" w:color="auto" w:fill="5AAA00"/>
-            <w:tcMar>
-              <w:top w:w="80" w:type="dxa"/>
-              <w:left w:w="120" w:type="dxa"/>
-              <w:bottom w:w="80" w:type="dxa"/>
-              <w:right w:w="120" w:type="dxa"/>
-            </w:tcMar>
-          </w:tcPr>
-          <w:p>
-            <w:pPr>
-              <w:rPr>
-                <w:color w:val="FFFFFF" w:themeColor="background1"/>
-              </w:rPr>
-            </w:pPr>
-            <w:r>
-              <w:rPr>
-                <w:b/>
-                <w:bCs/>
-                <w:color w:val="FFFFFF" w:themeColor="background1"/>
-                <w:sz w:val="20"/>
-                <w:szCs w:val="20"/>
-              </w:rPr>
-              <w:t>Onderdeel</w:t>
-            </w:r>
-          </w:p>
-        </w:tc>
-        <w:tc>
-          <w:tcPr>
-            <w:tcW w:w="1400" w:type="dxa"/>
-            <w:shd w:val="clear" w:color="auto" w:fill="5AAA00"/>
-            <w:tcMar>
-              <w:top w:w="80" w:type="dxa"/>
-              <w:left w:w="120" w:type="dxa"/>
-              <w:bottom w:w="80" w:type="dxa"/>
-              <w:right w:w="120" w:type="dxa"/>
-            </w:tcMar>
-          </w:tcPr>
-          <w:p>
-            <w:pPr>
-              <w:rPr>
-                <w:color w:val="FFFFFF" w:themeColor="background1"/>
-              </w:rPr>
-            </w:pPr>
-            <w:r>
-              <w:rPr>
-                <w:b/>
-                <w:bCs/>
-                <w:color w:val="FFFFFF" w:themeColor="background1"/>
-                <w:sz w:val="20"/>
-                <w:szCs w:val="20"/>
-              </w:rPr>
-              <w:t>Score</w:t>
-            </w:r>
-          </w:p>
-        </w:tc>
-        <w:tc>
-          <w:tcPr>
-            <w:tcW w:w="5226" w:type="dxa"/>
-            <w:shd w:val="clear" w:color="auto" w:fill="5AAA00"/>
-            <w:tcMar>
-              <w:top w:w="80" w:type="dxa"/>
-              <w:left w:w="120" w:type="dxa"/>
-              <w:bottom w:w="80" w:type="dxa"/>
-              <w:right w:w="120" w:type="dxa"/>
-            </w:tcMar>
-          </w:tcPr>
-          <w:p>
-            <w:pPr>
-              <w:rPr>
-                <w:color w:val="FFFFFF" w:themeColor="background1"/>
-              </w:rPr>
-            </w:pPr>
-            <w:r>
-              <w:rPr>
-                <w:b/>
-                <w:bCs/>
-                <w:color w:val="FFFFFF" w:themeColor="background1"/>
-                <w:sz w:val="20"/>
-                <w:szCs w:val="20"/>
-              </w:rPr>
-              <w:t>Beoordeling</w:t>
-            </w:r>
-          </w:p>
-        </w:tc>
-      </w:tr>
-      <w:tr>
-        <w:tc>
-          <w:tcPr>
-            <w:tcW w:w="2400" w:type="dxa"/>
-            <w:shd w:val="clear" w:color="auto" w:fill="FFFFFF"/>
-            <w:tcMar>
-              <w:top w:w="80" w:type="dxa"/>
-              <w:left w:w="120" w:type="dxa"/>
-              <w:bottom w:w="80" w:type="dxa"/>
-              <w:right w:w="120" w:type="dxa"/>
-            </w:tcMar>
-          </w:tcPr>
-          <w:p>
-            <w:r>
-              <w:rPr>
-                <w:color w:val="1A2340"/>
-                <w:sz w:val="20"/>
-                <w:szCs w:val="20"/>
-              </w:rPr>
-              <w:t>Dak</w:t>
-            </w:r>
-          </w:p>
-        </w:tc>
-        <w:tc>
-          <w:tcPr>
-            <w:tcW w:w="1400" w:type="dxa"/>
-            <w:shd w:val="clear" w:color="auto" w:fill="FFFFFF"/>
-            <w:tcMar>
-              <w:top w:w="80" w:type="dxa"/>
-              <w:left w:w="120" w:type="dxa"/>
-              <w:bottom w:w="80" w:type="dxa"/>
-              <w:right w:w="120" w:type="dxa"/>
-            </w:tcMar>
-          </w:tcPr>
-          <w:p>
-            <w:r>
-              <w:rPr>
-                <w:color w:val="1A2340"/>
-              </w:rPr>
-              <w:t xml:space="preserve">2/5</w:t>
-            </w:r>
-            <w:proofErr w:type="spellStart"/>
-            <w:r>
-              <w:rPr>
-                <w:color w:val="1A2340"/>
-              </w:rPr>
-              <w:t/>
-            </w:r>
-            <w:proofErr w:type="spellEnd"/>
-            <w:r>
-              <w:rPr>
-                <w:color w:val="1A2340"/>
-              </w:rPr>
-              <w:t/>
-            </w:r>
-            <w:r>
-              <w:rPr>
-                <w:color w:val="5A6A85"/>
-                <w:sz w:val="20"/>
-                <w:szCs w:val="20"/>
-              </w:rPr>
-              <w:t/>
-            </w:r>
-          </w:p>
-        </w:tc>
-        <w:tc>
-          <w:tcPr>
-            <w:tcW w:w="5226" w:type="dxa"/>
-            <w:shd w:val="clear" w:color="auto" w:fill="FFFFFF"/>
-            <w:tcMar>
-              <w:top w:w="80" w:type="dxa"/>
-              <w:left w:w="120" w:type="dxa"/>
-              <w:bottom w:w="80" w:type="dxa"/>
-              <w:right w:w="120" w:type="dxa"/>
-            </w:tcMar>
-          </w:tcPr>
-          <w:p>
-            <w:r>
-              <w:rPr>
-                <w:color w:val="1A2340"/>
-              </w:rPr>
-              <w:t xml:space="preserve">Redelijk</w:t>
-            </w:r>
-            <w:proofErr w:type="spellStart"/>
-            <w:r>
-              <w:rPr>
-                <w:color w:val="1A2340"/>
-              </w:rPr>
-              <w:t/>
-            </w:r>
-            <w:proofErr w:type="spellEnd"/>
-            <w:r>
-              <w:rPr>
-                <w:color w:val="1A2340"/>
-              </w:rPr>
-              <w:t/>
-            </w:r>
-          </w:p>
-        </w:tc>
-      </w:tr>
-      <w:tr>
-        <w:tc>
-          <w:tcPr>
-            <w:tcW w:w="2400" w:type="dxa"/>
-            <w:shd w:val="clear" w:color="auto" w:fill="FFFFFF"/>
-            <w:tcMar>
-              <w:top w:w="80" w:type="dxa"/>
-              <w:left w:w="120" w:type="dxa"/>
-              <w:bottom w:w="80" w:type="dxa"/>
-              <w:right w:w="120" w:type="dxa"/>
-            </w:tcMar>
-          </w:tcPr>
-          <w:p>
-            <w:r>
-              <w:rPr>
-                <w:color w:val="1A2340"/>
-                <w:sz w:val="20"/>
-                <w:szCs w:val="20"/>
-              </w:rPr>
-              <w:t>Gevel</w:t>
-            </w:r>
-          </w:p>
-        </w:tc>
-        <w:tc>
-          <w:tcPr>
-            <w:tcW w:w="1400" w:type="dxa"/>
-            <w:shd w:val="clear" w:color="auto" w:fill="FFFFFF"/>
-            <w:tcMar>
-              <w:top w:w="80" w:type="dxa"/>
-              <w:left w:w="120" w:type="dxa"/>
-              <w:bottom w:w="80" w:type="dxa"/>
-              <w:right w:w="120" w:type="dxa"/>
-            </w:tcMar>
-          </w:tcPr>
-          <w:p>
-            <w:r>
-              <w:rPr>
-                <w:color w:val="1A2340"/>
-              </w:rPr>
-              <w:t xml:space="preserve">2/5</w:t>
-            </w:r>
-            <w:proofErr w:type="spellStart"/>
-            <w:r>
-              <w:rPr>
-                <w:color w:val="1A2340"/>
-              </w:rPr>
-              <w:t/>
-            </w:r>
-            <w:proofErr w:type="spellEnd"/>
-            <w:r>
-              <w:rPr>
-                <w:color w:val="1A2340"/>
-              </w:rPr>
-              <w:t/>
-            </w:r>
-            <w:r>
-              <w:rPr>
-                <w:color w:val="5A6A85"/>
-                <w:sz w:val="20"/>
-                <w:szCs w:val="20"/>
-              </w:rPr>
-              <w:t/>
-            </w:r>
-          </w:p>
-        </w:tc>
-        <w:tc>
-          <w:tcPr>
-            <w:tcW w:w="5226" w:type="dxa"/>
-            <w:shd w:val="clear" w:color="auto" w:fill="FFFFFF"/>
-            <w:tcMar>
-              <w:top w:w="80" w:type="dxa"/>
-              <w:left w:w="120" w:type="dxa"/>
-              <w:bottom w:w="80" w:type="dxa"/>
-              <w:right w:w="120" w:type="dxa"/>
-            </w:tcMar>
-          </w:tcPr>
-          <w:p>
-            <w:r>
-              <w:rPr>
-                <w:color w:val="1A2340"/>
-              </w:rPr>
-              <w:t xml:space="preserve">Redelijk</w:t>
-            </w:r>
-            <w:proofErr w:type="spellStart"/>
-            <w:r>
-              <w:rPr>
-                <w:color w:val="1A2340"/>
-              </w:rPr>
-              <w:t/>
-            </w:r>
-            <w:proofErr w:type="spellEnd"/>
-            <w:r>
-              <w:rPr>
-                <w:color w:val="1A2340"/>
-              </w:rPr>
-              <w:t/>
-            </w:r>
-          </w:p>
-        </w:tc>
-      </w:tr>
-      <w:tr>
-        <w:tc>
-          <w:tcPr>
-            <w:tcW w:w="2400" w:type="dxa"/>
-            <w:shd w:val="clear" w:color="auto" w:fill="FFFFFF"/>
-            <w:tcMar>
-              <w:top w:w="80" w:type="dxa"/>
-              <w:left w:w="120" w:type="dxa"/>
-              <w:bottom w:w="80" w:type="dxa"/>
-              <w:right w:w="120" w:type="dxa"/>
-            </w:tcMar>
-          </w:tcPr>
-          <w:p>
-            <w:r>
-              <w:rPr>
-                <w:color w:val="1A2340"/>
-                <w:sz w:val="20"/>
-                <w:szCs w:val="20"/>
-              </w:rPr>
-              <w:t>Vloer</w:t>
-            </w:r>
-          </w:p>
-        </w:tc>
-        <w:tc>
-          <w:tcPr>
-            <w:tcW w:w="1400" w:type="dxa"/>
-            <w:shd w:val="clear" w:color="auto" w:fill="FFFFFF"/>
-            <w:tcMar>
-              <w:top w:w="80" w:type="dxa"/>
-              <w:left w:w="120" w:type="dxa"/>
-              <w:bottom w:w="80" w:type="dxa"/>
-              <w:right w:w="120" w:type="dxa"/>
-            </w:tcMar>
-          </w:tcPr>
-          <w:p>
-            <w:r>
-              <w:rPr>
-                <w:color w:val="1A2340"/>
-              </w:rPr>
-              <w:t xml:space="preserve">2/5</w:t>
-            </w:r>
-            <w:proofErr w:type="spellStart"/>
-            <w:r>
-              <w:rPr>
-                <w:color w:val="1A2340"/>
-              </w:rPr>
-              <w:t/>
-            </w:r>
-            <w:proofErr w:type="spellEnd"/>
-            <w:r>
-              <w:rPr>
-                <w:color w:val="1A2340"/>
-              </w:rPr>
-              <w:t/>
-            </w:r>
-            <w:r>
-              <w:rPr>
-                <w:color w:val="5A6A85"/>
-                <w:sz w:val="20"/>
-                <w:szCs w:val="20"/>
-              </w:rPr>
-              <w:t/>
-            </w:r>
-          </w:p>
-        </w:tc>
-        <w:tc>
-          <w:tcPr>
-            <w:tcW w:w="5226" w:type="dxa"/>
-            <w:shd w:val="clear" w:color="auto" w:fill="FFFFFF"/>
-            <w:tcMar>
-              <w:top w:w="80" w:type="dxa"/>
-              <w:left w:w="120" w:type="dxa"/>
-              <w:bottom w:w="80" w:type="dxa"/>
-              <w:right w:w="120" w:type="dxa"/>
-            </w:tcMar>
-          </w:tcPr>
-          <w:p>
-            <w:r>
-              <w:rPr>
-                <w:color w:val="1A2340"/>
-              </w:rPr>
-              <w:t xml:space="preserve">Redelijk</w:t>
-            </w:r>
-            <w:proofErr w:type="spellStart"/>
-            <w:r>
-              <w:rPr>
-                <w:color w:val="1A2340"/>
-              </w:rPr>
-              <w:t/>
-            </w:r>
-            <w:proofErr w:type="spellEnd"/>
-            <w:r>
-              <w:rPr>
-                <w:color w:val="1A2340"/>
-              </w:rPr>
-              <w:t/>
-            </w:r>
-          </w:p>
-        </w:tc>
-      </w:tr>
-      <w:tr>
-        <w:tc>
-          <w:tcPr>
-            <w:tcW w:w="2400" w:type="dxa"/>
-            <w:shd w:val="clear" w:color="auto" w:fill="FFFFFF"/>
-            <w:tcMar>
-              <w:top w:w="80" w:type="dxa"/>
-              <w:left w:w="120" w:type="dxa"/>
-              <w:bottom w:w="80" w:type="dxa"/>
-              <w:right w:w="120" w:type="dxa"/>
-            </w:tcMar>
-          </w:tcPr>
-          <w:p>
-            <w:r>
-              <w:rPr>
-                <w:color w:val="1A2340"/>
-                <w:sz w:val="20"/>
-                <w:szCs w:val="20"/>
-              </w:rPr>
-              <w:t>Glas</w:t>
-            </w:r>
-          </w:p>
-        </w:tc>
-        <w:tc>
-          <w:tcPr>
-            <w:tcW w:w="1400" w:type="dxa"/>
-            <w:shd w:val="clear" w:color="auto" w:fill="FFFFFF"/>
-            <w:tcMar>
-              <w:top w:w="80" w:type="dxa"/>
-              <w:left w:w="120" w:type="dxa"/>
-              <w:bottom w:w="80" w:type="dxa"/>
-              <w:right w:w="120" w:type="dxa"/>
-            </w:tcMar>
-          </w:tcPr>
-          <w:p>
-            <w:r>
-              <w:rPr>
-                <w:color w:val="1A2340"/>
-              </w:rPr>
-              <w:t xml:space="preserve">2/5</w:t>
-            </w:r>
-            <w:proofErr w:type="spellStart"/>
-            <w:r>
-              <w:rPr>
-                <w:color w:val="1A2340"/>
-              </w:rPr>
-              <w:t/>
-            </w:r>
-            <w:proofErr w:type="spellEnd"/>
-            <w:r>
-              <w:rPr>
-                <w:color w:val="1A2340"/>
-              </w:rPr>
-              <w:t/>
-            </w:r>
-            <w:r>
-              <w:rPr>
-                <w:color w:val="5A6A85"/>
-                <w:sz w:val="20"/>
-                <w:szCs w:val="20"/>
-              </w:rPr>
-              <w:t/>
-            </w:r>
-          </w:p>
-        </w:tc>
-        <w:tc>
-          <w:tcPr>
-            <w:tcW w:w="5226" w:type="dxa"/>
-            <w:shd w:val="clear" w:color="auto" w:fill="FFFFFF"/>
-            <w:tcMar>
-              <w:top w:w="80" w:type="dxa"/>
-              <w:left w:w="120" w:type="dxa"/>
-              <w:bottom w:w="80" w:type="dxa"/>
-              <w:right w:w="120" w:type="dxa"/>
-            </w:tcMar>
-          </w:tcPr>
-          <w:p>
-            <w:r>
-              <w:rPr>
-                <w:color w:val="1A2340"/>
-              </w:rPr>
-              <w:t xml:space="preserve">Redelijk</w:t>
-            </w:r>
-            <w:proofErr w:type="spellStart"/>
-            <w:r>
-              <w:rPr>
-                <w:color w:val="1A2340"/>
-              </w:rPr>
-              <w:t/>
-            </w:r>
-            <w:proofErr w:type="spellEnd"/>
-            <w:r>
-              <w:rPr>
-                <w:color w:val="1A2340"/>
-              </w:rPr>
-              <w:t/>
-            </w:r>
-          </w:p>
-        </w:tc>
-      </w:tr>
-    </w:tbl>
+        <w:pStyle w:val="Normal"/>
+        <w:spacing w:before="0" w:after="200"/>
+      </w:pPr>
+    </w:p>
     <w:p>
       <w:pPr>
         <w:pStyle w:val="Normal"/>
@@ -1988,674 +2034,76 @@
           <w:rFonts w:ascii="Calibri" w:hAnsi="Calibri" w:cs="Calibri"/>
           <w:sz w:val="22"/>
           <w:szCs w:val="22"/>
-        </w:rPr>
-        <w:t xml:space="preserve"/>
+          <w:color w:val="1D1D1B"/>
+        </w:rPr>
+        <w:t xml:space="preserve">De gebouwschil is op orde. De meeste winst zit in het optimaliseren van installaties: ventilatie, verwarming en eventuele duurzame opwek.</w:t>
       </w:r>
     </w:p>
     <w:p>
       <w:pPr>
         <w:pStyle w:val="Normal"/>
-        <w:spacing w:before="0" w:after="160"/>
-      </w:pPr>
-      <w:r>
-        <w:rPr>
-          <w:b/>
+        <w:spacing w:before="0" w:after="80"/>
+      </w:pPr>
+      <w:r>
+        <w:rPr>
           <w:rFonts w:ascii="Calibri" w:hAnsi="Calibri" w:cs="Calibri"/>
           <w:sz w:val="22"/>
           <w:szCs w:val="22"/>
-          <w:color w:val="5AAA00"/>
-        </w:rPr>
-        <w:t xml:space="preserve">Dak — score 2/5 (Redelijk)</w:t>
+          <w:color w:val="2E7D32"/>
+        </w:rPr>
+        <w:t xml:space="preserve">Gevel (score 2/5) — dit onderdeel is goed op orde.</w:t>
       </w:r>
     </w:p>
     <w:p>
       <w:pPr>
         <w:pStyle w:val="Normal"/>
-        <w:spacing w:before="0" w:after="160"/>
+        <w:spacing w:before="0" w:after="80"/>
       </w:pPr>
       <w:r>
         <w:rPr>
           <w:rFonts w:ascii="Calibri" w:hAnsi="Calibri" w:cs="Calibri"/>
           <w:sz w:val="22"/>
           <w:szCs w:val="22"/>
-        </w:rPr>
-        <w:t xml:space="preserve">Dakisolatie houdt opstijgende warme lucht binnen de woning vast en is daarmee een van de meest effectieve energiemaatregelen. Een slecht geïsoleerd dak is verantwoordelijk voor een groot deel van het totale warmteverlies. Uw woning lijkt te voldoen aan de standaard waardoor u op dit onderdeel weinig winst kan behalen.</w:t>
+          <w:color w:val="2E7D32"/>
+        </w:rPr>
+        <w:t xml:space="preserve">Dak (score 2/5) — dit onderdeel is goed op orde.</w:t>
       </w:r>
     </w:p>
     <w:p>
       <w:pPr>
         <w:pStyle w:val="Normal"/>
-        <w:spacing w:before="0" w:after="160"/>
+        <w:spacing w:before="0" w:after="80"/>
       </w:pPr>
       <w:r>
         <w:rPr>
           <w:rFonts w:ascii="Calibri" w:hAnsi="Calibri" w:cs="Calibri"/>
           <w:sz w:val="22"/>
           <w:szCs w:val="22"/>
-        </w:rPr>
-        <w:t xml:space="preserve"/>
+          <w:color w:val="2E7D32"/>
+        </w:rPr>
+        <w:t xml:space="preserve">Glas (score 2/5) — dit onderdeel is goed op orde.</w:t>
       </w:r>
     </w:p>
     <w:p>
       <w:pPr>
         <w:pStyle w:val="Normal"/>
-        <w:spacing w:before="0" w:after="160"/>
-      </w:pPr>
-      <w:r>
-        <w:rPr>
-          <w:b/>
+        <w:spacing w:before="0" w:after="80"/>
+      </w:pPr>
+      <w:r>
+        <w:rPr>
           <w:rFonts w:ascii="Calibri" w:hAnsi="Calibri" w:cs="Calibri"/>
           <w:sz w:val="22"/>
           <w:szCs w:val="22"/>
-          <w:color w:val="5AAA00"/>
-        </w:rPr>
-        <w:t xml:space="preserve">Gevel — score 2/5 (Redelijk)</w:t>
+          <w:color w:val="2E7D32"/>
+        </w:rPr>
+        <w:t xml:space="preserve">Vloer (score 2/5) — dit onderdeel is goed op orde.</w:t>
       </w:r>
     </w:p>
     <w:p>
       <w:pPr>
         <w:pStyle w:val="Normal"/>
-        <w:spacing w:before="0" w:after="160"/>
-      </w:pPr>
-      <w:r>
-        <w:rPr>
-          <w:rFonts w:ascii="Calibri" w:hAnsi="Calibri" w:cs="Calibri"/>
-          <w:sz w:val="22"/>
-          <w:szCs w:val="22"/>
-        </w:rPr>
-        <w:t xml:space="preserve">Gevelisolatie brengt een thermische laag aan in de spouw of tegen de muren om warmteverlies te beperken. Zonder isolatie ontsnapt warmte via het metselwerk en koelen binnenmuren af.</w:t>
-      </w:r>
-    </w:p>
-    <w:p>
-      <w:pPr>
-        <w:pStyle w:val="Normal"/>
-        <w:spacing w:before="0" w:after="160"/>
-      </w:pPr>
-      <w:r>
-        <w:rPr>
-          <w:rFonts w:ascii="Calibri" w:hAnsi="Calibri" w:cs="Calibri"/>
-          <w:sz w:val="22"/>
-          <w:szCs w:val="22"/>
-        </w:rPr>
-        <w:t xml:space="preserve"/>
-      </w:r>
-    </w:p>
-    <w:p>
-      <w:pPr>
-        <w:pStyle w:val="Normal"/>
-        <w:spacing w:before="0" w:after="160"/>
-      </w:pPr>
-      <w:r>
-        <w:rPr>
-          <w:b/>
-          <w:rFonts w:ascii="Calibri" w:hAnsi="Calibri" w:cs="Calibri"/>
-          <w:sz w:val="22"/>
-          <w:szCs w:val="22"/>
-          <w:color w:val="5AAA00"/>
-        </w:rPr>
-        <w:t xml:space="preserve">Vloer — score 2/5 (Redelijk)</w:t>
-      </w:r>
-    </w:p>
-    <w:p>
-      <w:pPr>
-        <w:pStyle w:val="Normal"/>
-        <w:spacing w:before="0" w:after="160"/>
-      </w:pPr>
-      <w:r>
-        <w:rPr>
-          <w:rFonts w:ascii="Calibri" w:hAnsi="Calibri" w:cs="Calibri"/>
-          <w:sz w:val="22"/>
-          <w:szCs w:val="22"/>
-        </w:rPr>
-        <w:t xml:space="preserve">Vloerisolatie vormt een barrière tussen de warme leefruimte en de koude grond of kruipruimte. Het stopt warmteverlies via de onderzijde en gaat optrekkend vocht uit de kruipruimte tegen.Uw woning lijkt goed geïsoleerd waardoor u op dit onderdeel weinig winst kan behalen.</w:t>
-      </w:r>
-    </w:p>
-    <w:p>
-      <w:pPr>
-        <w:pStyle w:val="Normal"/>
-        <w:spacing w:before="0" w:after="160"/>
-      </w:pPr>
-      <w:r>
-        <w:rPr>
-          <w:rFonts w:ascii="Calibri" w:hAnsi="Calibri" w:cs="Calibri"/>
-          <w:sz w:val="22"/>
-          <w:szCs w:val="22"/>
-        </w:rPr>
-        <w:t xml:space="preserve"/>
-      </w:r>
-    </w:p>
-    <w:p>
-      <w:pPr>
-        <w:pStyle w:val="Normal"/>
-        <w:spacing w:before="0" w:after="160"/>
-      </w:pPr>
-      <w:r>
-        <w:rPr>
-          <w:b/>
-          <w:rFonts w:ascii="Calibri" w:hAnsi="Calibri" w:cs="Calibri"/>
-          <w:sz w:val="22"/>
-          <w:szCs w:val="22"/>
-          <w:color w:val="5AAA00"/>
-        </w:rPr>
-        <w:t xml:space="preserve">Glas — score 2/5 (Redelijk)</w:t>
-      </w:r>
-    </w:p>
-    <w:p>
-      <w:pPr>
-        <w:pStyle w:val="Normal"/>
-        <w:spacing w:before="0" w:after="160"/>
-      </w:pPr>
-      <w:r>
-        <w:rPr>
-          <w:rFonts w:ascii="Calibri" w:hAnsi="Calibri" w:cs="Calibri"/>
-          <w:sz w:val="22"/>
-          <w:szCs w:val="22"/>
-        </w:rPr>
-        <w:t xml:space="preserve">Isolerend glas vervangt enkel of verouderd dubbel glas door ruiten met een warmtereflecterende coating die warmte binnenhoudt en koudeval bij de ramen voorkomt. Ramen zijn de zwakste plekken in de isolatieschil van een woning.</w:t>
-      </w:r>
-    </w:p>
-    <w:p>
-      <w:pPr>
-        <w:pStyle w:val="Normal"/>
-        <w:spacing w:before="0" w:after="160"/>
-      </w:pPr>
-      <w:r>
-        <w:rPr>
-          <w:rFonts w:ascii="Calibri" w:hAnsi="Calibri" w:cs="Calibri"/>
-          <w:sz w:val="22"/>
-          <w:szCs w:val="22"/>
-        </w:rPr>
-        <w:t xml:space="preserve"/>
-      </w:r>
-    </w:p>
-    <w:p>
-      <w:pPr>
-        <w:pStyle w:val="Normal"/>
-        <w:spacing w:before="0" w:after="160"/>
-      </w:pPr>
-      <w:r>
-        <w:rPr>
-          <w:rFonts w:ascii="Calibri" w:hAnsi="Calibri" w:cs="Calibri"/>
-          <w:sz w:val="22"/>
-          <w:szCs w:val="22"/>
-        </w:rPr>
-        <w:t xml:space="preserve">Uw woning staat er goed bij. De basis van de gebouwschil is op orde en grote isolatiemaatregelen zijn waarschijnlijk niet de eerste prioriteit. De meeste winst is in uw situatie te behalen met het optimaliseren van installaties.</w:t>
-      </w:r>
-    </w:p>
-    <w:p>
-      <w:pPr>
-        <w:pStyle w:val="Normal"/>
-        <w:spacing w:before="0" w:after="160"/>
-      </w:pPr>
-      <w:r>
-        <w:rPr>
-          <w:rFonts w:ascii="Calibri" w:hAnsi="Calibri" w:cs="Calibri"/>
-          <w:sz w:val="22"/>
-          <w:szCs w:val="22"/>
-        </w:rPr>
-        <w:t xml:space="preserve">Denk hierbij aan zonnepanelen voor het opwekken van eigen energie, een warmtepomp (of hybride oplossing) om het gasverbruik verder te verlagen, en het optimaliseren van uw verwarmingssysteem. Ook ventilatie speelt een belangrijke rol: een goed ingeregeld systeem zorgt voor comfort en voorkomt vochtproblemen. Tot slot kan batterijopslag interessant zijn om opgewekte energie efficiënter te benutten.</w:t>
-      </w:r>
-    </w:p>
-    <w:p>
-      <w:pPr>
-        <w:pStyle w:val="Normal"/>
-        <w:spacing w:before="0" w:after="160"/>
-      </w:pPr>
-      <w:r>
-        <w:rPr>
-          <w:rFonts w:ascii="Calibri" w:hAnsi="Calibri" w:cs="Calibri"/>
-          <w:sz w:val="22"/>
-          <w:szCs w:val="22"/>
-        </w:rPr>
-        <w:t xml:space="preserve">Met deze stappen zet u de volgende stap richting een energiezuinige en toekomstbestendige woning.</w:t>
-      </w:r>
-    </w:p>
-    <w:p>
-      <w:pPr>
-        <w:spacing w:before="240"/>
-      </w:pPr>
-    </w:p>
-    <w:p>
-      <w:pPr>
-        <w:spacing w:before="240"/>
-      </w:pPr>
-    </w:p>
-    <w:p>
-      <w:pPr>
-        <w:pBdr>
-          <w:bottom w:val="single" w:sz="2" w:space="1" w:color="D0D8EC"/>
-        </w:pBdr>
-        <w:spacing w:before="160" w:after="160"/>
-      </w:pPr>
-    </w:p>
-    <w:p>
-      <w:pPr>
-        <w:rPr>
-          <w:b/>
-          <w:bCs/>
-          <w:color w:val="2E6BE6"/>
-        </w:rPr>
-      </w:pPr>
-      <w:r>
-        <w:rPr>
-          <w:b/>
-          <w:bCs/>
-          <w:color w:val="2E6BE6"/>
-        </w:rPr>
-        <w:br w:type="page"/>
-      </w:r>
-    </w:p>
-    <w:p>
-      <w:pPr>
-        <w:spacing w:before="160" w:after="80"/>
-        <w:rPr>
-          <w:b/>
-          <w:bCs/>
-          <w:color w:val="5AAA00"/>
-        </w:rPr>
-      </w:pPr>
-      <w:r>
-        <w:rPr>
-          <w:noProof/>
-          <w:color w:val="5AAA00"/>
-        </w:rPr>
-        <w:lastRenderedPageBreak/>
-        <w:drawing>
-          <wp:anchor distT="0" distB="0" distL="114300" distR="114300" simplePos="0" relativeHeight="251658240" behindDoc="0" locked="0" layoutInCell="1" allowOverlap="1" wp14:anchorId="3BE3A933" wp14:editId="47C5FB0D">
-            <wp:simplePos x="0" y="0"/>
-            <wp:positionH relativeFrom="column">
-              <wp:posOffset>3532401</wp:posOffset>
-            </wp:positionH>
-            <wp:positionV relativeFrom="paragraph">
-              <wp:posOffset>517</wp:posOffset>
-            </wp:positionV>
-            <wp:extent cx="1807735" cy="1818167"/>
-            <wp:effectExtent l="0" t="0" r="2540" b="0"/>
-            <wp:wrapSquare wrapText="bothSides"/>
-            <wp:docPr id="704646831" name="Afbeelding 2"/>
-            <wp:cNvGraphicFramePr>
-              <a:graphicFrameLocks xmlns:a="http://schemas.openxmlformats.org/drawingml/2006/main" noChangeAspect="1"/>
-            </wp:cNvGraphicFramePr>
-            <a:graphic xmlns:a="http://schemas.openxmlformats.org/drawingml/2006/main">
-              <a:graphicData uri="http://schemas.openxmlformats.org/drawingml/2006/picture">
-                <pic:pic xmlns:pic="http://schemas.openxmlformats.org/drawingml/2006/picture">
-                  <pic:nvPicPr>
-                    <pic:cNvPr id="704646831" name="Afbeelding 704646831"/>
-                    <pic:cNvPicPr/>
-                  </pic:nvPicPr>
-                  <pic:blipFill rotWithShape="1">
-                    <a:blip r:embed="rId7" cstate="print">
-                      <a:extLst>
-                        <a:ext uri="{28A0092B-C50C-407E-A947-70E740481C1C}">
-                          <a14:useLocalDpi xmlns:a14="http://schemas.microsoft.com/office/drawing/2010/main" val="0"/>
-                        </a:ext>
-                      </a:extLst>
-                    </a:blip>
-                    <a:srcRect l="16187" r="17559"/>
-                    <a:stretch>
-                      <a:fillRect/>
-                    </a:stretch>
-                  </pic:blipFill>
-                  <pic:spPr bwMode="auto">
-                    <a:xfrm>
-                      <a:off x="0" y="0"/>
-                      <a:ext cx="1807735" cy="1818167"/>
-                    </a:xfrm>
-                    <a:prstGeom prst="rect">
-                      <a:avLst/>
-                    </a:prstGeom>
-                    <a:ln>
-                      <a:noFill/>
-                    </a:ln>
-                    <a:extLst>
-                      <a:ext uri="{53640926-AAD7-44D8-BBD7-CCE9431645EC}">
-                        <a14:shadowObscured xmlns:a14="http://schemas.microsoft.com/office/drawing/2010/main"/>
-                      </a:ext>
-                    </a:extLst>
-                  </pic:spPr>
-                </pic:pic>
-              </a:graphicData>
-            </a:graphic>
-            <wp14:sizeRelH relativeFrom="margin">
-              <wp14:pctWidth>0</wp14:pctWidth>
-            </wp14:sizeRelH>
-            <wp14:sizeRelV relativeFrom="margin">
-              <wp14:pctHeight>0</wp14:pctHeight>
-            </wp14:sizeRelV>
-          </wp:anchor>
-        </w:drawing>
-      </w:r>
-      <w:r>
-        <w:rPr>
-          <w:b/>
-          <w:bCs/>
-          <w:color w:val="5AAA00"/>
-        </w:rPr>
-        <w:t>Mogelijke a</w:t>
-      </w:r>
-      <w:r>
-        <w:rPr>
-          <w:b/>
-          <w:bCs/>
-          <w:color w:val="5AAA00"/>
-        </w:rPr>
-        <w:t>anpak</w:t>
-      </w:r>
-    </w:p>
-    <w:p>
-      <w:pPr>
-        <w:spacing w:before="160" w:after="80"/>
-      </w:pPr>
-      <w:r>
-        <w:t>Een logische aanpak volgt de isola</w:t>
-      </w:r>
-      <w:r>
-        <w:t>tietrias:</w:t>
-      </w:r>
-    </w:p>
-    <w:p>
-      <w:pPr>
-        <w:pStyle w:val="Lijstalinea"/>
-        <w:numPr>
-          <w:ilvl w:val="0"/>
-          <w:numId w:val="4"/>
-        </w:numPr>
-        <w:spacing w:before="160" w:after="80"/>
-      </w:pPr>
-      <w:r>
-        <w:t>Beperk warmteverlies door te isoleren;</w:t>
-      </w:r>
-    </w:p>
-    <w:p>
-      <w:pPr>
-        <w:pStyle w:val="Lijstalinea"/>
-        <w:numPr>
-          <w:ilvl w:val="0"/>
-          <w:numId w:val="4"/>
-        </w:numPr>
-        <w:spacing w:before="160" w:after="80"/>
-      </w:pPr>
-      <w:r>
-        <w:t>Optimaliseer het afgiftesysteem</w:t>
-      </w:r>
-      <w:r>
-        <w:t>;</w:t>
-      </w:r>
-    </w:p>
-    <w:p>
-      <w:pPr>
-        <w:pStyle w:val="Lijstalinea"/>
-        <w:numPr>
-          <w:ilvl w:val="0"/>
-          <w:numId w:val="4"/>
-        </w:numPr>
-        <w:spacing w:before="160" w:after="80"/>
-      </w:pPr>
-      <w:r>
-        <w:t>Verduurzaam de opwek door bijvoorbeeld een warmtepomp of zonnepanelen</w:t>
-      </w:r>
-      <w:r>
-        <w:t>;</w:t>
-      </w:r>
-    </w:p>
-    <w:p>
-      <w:pPr>
-        <w:spacing w:before="160" w:after="80"/>
-      </w:pPr>
-    </w:p>
-    <w:p>
-      <w:pPr>
-        <w:spacing w:before="160" w:after="80"/>
-      </w:pPr>
-      <w:r>
-        <w:rPr>
-          <w:noProof/>
-        </w:rPr>
-        <w:drawing>
-          <wp:anchor distT="0" distB="0" distL="114300" distR="114300" simplePos="0" relativeHeight="251659264" behindDoc="0" locked="0" layoutInCell="1" allowOverlap="1" wp14:anchorId="28DDBF24" wp14:editId="4190CC40">
-            <wp:simplePos x="0" y="0"/>
-            <wp:positionH relativeFrom="column">
-              <wp:posOffset>1703705</wp:posOffset>
-            </wp:positionH>
-            <wp:positionV relativeFrom="paragraph">
-              <wp:posOffset>271706</wp:posOffset>
-            </wp:positionV>
-            <wp:extent cx="2891790" cy="2397760"/>
-            <wp:effectExtent l="0" t="0" r="3810" b="2540"/>
-            <wp:wrapSquare wrapText="bothSides"/>
-            <wp:docPr id="638879154" name="Afbeelding 1"/>
-            <wp:cNvGraphicFramePr>
-              <a:graphicFrameLocks xmlns:a="http://schemas.openxmlformats.org/drawingml/2006/main" noChangeAspect="1"/>
-            </wp:cNvGraphicFramePr>
-            <a:graphic xmlns:a="http://schemas.openxmlformats.org/drawingml/2006/main">
-              <a:graphicData uri="http://schemas.openxmlformats.org/drawingml/2006/picture">
-                <pic:pic xmlns:pic="http://schemas.openxmlformats.org/drawingml/2006/picture">
-                  <pic:nvPicPr>
-                    <pic:cNvPr id="638879154" name="Afbeelding 638879154"/>
-                    <pic:cNvPicPr/>
-                  </pic:nvPicPr>
-                  <pic:blipFill rotWithShape="1">
-                    <a:blip r:embed="rId8" cstate="print">
-                      <a:extLst>
-                        <a:ext uri="{28A0092B-C50C-407E-A947-70E740481C1C}">
-                          <a14:useLocalDpi xmlns:a14="http://schemas.microsoft.com/office/drawing/2010/main" val="0"/>
-                        </a:ext>
-                      </a:extLst>
-                    </a:blip>
-                    <a:srcRect l="19600"/>
-                    <a:stretch>
-                      <a:fillRect/>
-                    </a:stretch>
-                  </pic:blipFill>
-                  <pic:spPr bwMode="auto">
-                    <a:xfrm>
-                      <a:off x="0" y="0"/>
-                      <a:ext cx="2891790" cy="2397760"/>
-                    </a:xfrm>
-                    <a:prstGeom prst="rect">
-                      <a:avLst/>
-                    </a:prstGeom>
-                    <a:ln>
-                      <a:noFill/>
-                    </a:ln>
-                    <a:extLst>
-                      <a:ext uri="{53640926-AAD7-44D8-BBD7-CCE9431645EC}">
-                        <a14:shadowObscured xmlns:a14="http://schemas.microsoft.com/office/drawing/2010/main"/>
-                      </a:ext>
-                    </a:extLst>
-                  </pic:spPr>
-                </pic:pic>
-              </a:graphicData>
-            </a:graphic>
-            <wp14:sizeRelH relativeFrom="margin">
-              <wp14:pctWidth>0</wp14:pctWidth>
-            </wp14:sizeRelH>
-            <wp14:sizeRelV relativeFrom="margin">
-              <wp14:pctHeight>0</wp14:pctHeight>
-            </wp14:sizeRelV>
-          </wp:anchor>
-        </w:drawing>
-      </w:r>
-    </w:p>
-    <w:p>
-      <w:pPr>
-        <w:spacing w:before="160" w:after="80"/>
-      </w:pPr>
-    </w:p>
-    <w:p>
-      <w:pPr>
-        <w:spacing w:before="160" w:after="80"/>
-      </w:pPr>
-    </w:p>
-    <w:p>
-      <w:pPr>
-        <w:spacing w:before="160" w:after="80"/>
-      </w:pPr>
-    </w:p>
-    <w:p>
-      <w:pPr>
-        <w:spacing w:before="160" w:after="80"/>
-      </w:pPr>
-    </w:p>
-    <w:p>
-      <w:pPr>
-        <w:spacing w:before="160" w:after="80"/>
-      </w:pPr>
-    </w:p>
-    <w:p>
-      <w:pPr>
-        <w:spacing w:before="160" w:after="80"/>
-      </w:pPr>
-    </w:p>
-    <w:p>
-      <w:pPr>
-        <w:spacing w:before="160" w:after="80"/>
-      </w:pPr>
-    </w:p>
-    <w:p>
-      <w:pPr>
-        <w:spacing w:before="160" w:after="80"/>
-      </w:pPr>
-    </w:p>
-    <w:p>
-      <w:pPr>
-        <w:spacing w:before="160" w:after="80"/>
-      </w:pPr>
-    </w:p>
-    <w:p>
-      <w:pPr>
-        <w:spacing w:before="160" w:after="80"/>
-      </w:pPr>
-    </w:p>
-    <w:p>
-      <w:pPr>
-        <w:spacing w:before="160" w:after="80"/>
-      </w:pPr>
-    </w:p>
-    <w:p>
-      <w:pPr>
-        <w:spacing w:before="60" w:after="160"/>
-      </w:pPr>
-      <w:r>
-        <w:rPr>
-          <w:color w:val="1A2340"/>
-        </w:rPr>
-        <w:t xml:space="preserve">De schil van deze woning is redelijk goed. De meeste winst zit in installaties: ventilatie, verwarming en warm tapwater.</w:t>
-      </w:r>
-      <w:proofErr w:type="spellStart"/>
-      <w:r>
-        <w:rPr>
-          <w:color w:val="1A2340"/>
-        </w:rPr>
-        <w:t/>
-      </w:r>
-      <w:proofErr w:type="spellEnd"/>
-      <w:r>
-        <w:rPr>
-          <w:color w:val="1A2340"/>
-        </w:rPr>
-        <w:t/>
-      </w:r>
-    </w:p>
-    <w:p>
-      <w:pPr>
-        <w:spacing w:before="120" w:after="120"/>
-      </w:pPr>
-    </w:p>
-    <w:p>
-      <w:pPr>
-        <w:spacing w:before="60" w:after="160"/>
-      </w:pPr>
-      <w:r>
-        <w:rPr>
-          <w:color w:val="1A2340"/>
-        </w:rPr>
-        <w:t xml:space="preserve">Aanbevolen maatregelen voor deze bouwperiode:</w:t>
-      </w:r>
-    </w:p>
-    <w:p>
-      <w:pPr>
-        <w:spacing w:before="60" w:after="160"/>
-      </w:pPr>
-      <w:r>
-        <w:rPr>
-          <w:color w:val="1A2340"/>
-        </w:rPr>
-        <w:t xml:space="preserve">- Luchtdichtheid: verbeter de naad- en kierdichting om onnodig warmteverlies te voorkomen.</w:t>
-      </w:r>
-    </w:p>
-    <w:p>
-      <w:pPr>
-        <w:spacing w:before="60" w:after="160"/>
-      </w:pPr>
-      <w:r>
-        <w:rPr>
-          <w:color w:val="1A2340"/>
-        </w:rPr>
-        <w:t xml:space="preserve">- Ventilatie: upgrade de mechanische afvoer (Type C) naar balansventilatie met WTW (Type D).</w:t>
-      </w:r>
-    </w:p>
-    <w:p>
-      <w:pPr>
-        <w:spacing w:before="60" w:after="160"/>
-      </w:pPr>
-      <w:r>
-        <w:rPr>
-          <w:color w:val="1A2340"/>
-        </w:rPr>
-        <w:t xml:space="preserve">- Zonne-energie: benut het dakvlak maximaal voor PV-panelen of een zonneboiler.</w:t>
-      </w:r>
-    </w:p>
-    <w:p>
-      <w:pPr>
-        <w:spacing w:before="60" w:after="160"/>
-      </w:pPr>
-      <w:r>
-        <w:rPr>
-          <w:color w:val="1A2340"/>
-        </w:rPr>
-        <w:t xml:space="preserve">- Warmte-afgifte: regel de installatie waterzijdig in om de woning klaar te maken voor een volledige warmtepomp.</w:t>
-      </w:r>
-    </w:p>
-    <w:p>
-      <w:pPr>
-        <w:spacing w:before="120" w:after="120"/>
-      </w:pPr>
-    </w:p>
-    <w:p>
-      <w:pPr>
-        <w:spacing w:before="60" w:after="160"/>
-      </w:pPr>
-      <w:r>
-        <w:rPr>
-          <w:color w:val="1A2340"/>
-        </w:rPr>
-        <w:t xml:space="preserve">Laat de ventilatie controleren en overweeg een warmtepomp of hybride systeem — de schil is al op orde, de installatie is de volgende logische stap.</w:t>
-      </w:r>
-    </w:p>
-    <w:p>
-      <w:pPr>
-        <w:spacing w:before="120" w:after="120"/>
-      </w:pPr>
-    </w:p>
-    <w:p>
-      <w:pPr>
-        <w:spacing w:before="60" w:after="160"/>
-      </w:pPr>
-      <w:r>
-        <w:rPr>
-          <w:color w:val="1A2340"/>
-        </w:rPr>
-        <w:t xml:space="preserve">De bovenstaande aanbevelingen zijn indicatief op basis van registratiedata. Maatwerkadvies door erkende bedrijven is altijd aan te raden.</w:t>
-      </w:r>
-    </w:p>
-    <w:p>
-      <w:pPr>
-        <w:spacing w:before="240"/>
-      </w:pPr>
-      <w:r>
-        <w:br w:type="page"/>
-      </w:r>
+        <w:spacing w:before="0" w:after="80"/>
+      </w:pPr>
     </w:p>
     <w:p>
       <w:pPr>
@@ -2684,20 +2132,6 @@
           <w:color w:val="1A2340"/>
         </w:rPr>
         <w:t xml:space="preserve">- Slechte luchtkwaliteit: deze woningen zijn bij oplevering al redelijk luchtdicht. Het verder dichten van kieren zonder het ventilatiesysteem te upgraden leidt direct tot een ongezond binnenklimaat en verhoogde kans op schimmelgroei.</w:t>
-      </w:r>
-      <w:proofErr w:type="spellStart"/>
-      <w:r>
-        <w:rPr>
-          <w:color w:val="1A2340"/>
-        </w:rPr>
-        <w:t/>
-      </w:r>
-      <w:proofErr w:type="spellEnd"/>
-      <w:r>
-        <w:rPr>
-          <w:color w:val="1A2340"/>
-        </w:rPr>
-        <w:t/>
       </w:r>
     </w:p>
     <w:p>
@@ -2797,10 +2231,9 @@
       </w:tblPr>
       <w:tblGrid>
         <w:gridCol w:w="3200"/>
-        <w:gridCol w:w="1456"/>
-        <w:gridCol w:w="1457"/>
-        <w:gridCol w:w="1457"/>
-        <w:gridCol w:w="1456"/>
+        <w:gridCol w:w="1942"/>
+        <w:gridCol w:w="1942"/>
+        <w:gridCol w:w="1942"/>
       </w:tblGrid>
       <w:tr>
         <w:trPr>
@@ -2827,7 +2260,7 @@
         </w:tc>
         <w:tc>
           <w:tcPr>
-            <w:tcW w:w="1456" w:type="dxa"/>
+            <w:tcW w:w="1942" w:type="dxa"/>
             <w:shd w:val="clear" w:color="auto" w:fill="5AAA00"/>
           </w:tcPr>
           <w:p>
@@ -2840,13 +2273,13 @@
                 <w:color w:val="FFFFFF"/>
                 <w:sz w:val="22"/>
               </w:rPr>
-              <w:t>Enkelvoudig</w:t>
-            </w:r>
-          </w:p>
-        </w:tc>
-        <w:tc>
-          <w:tcPr>
-            <w:tcW w:w="1457" w:type="dxa"/>
+              <w:t>ISDE 2026 (€/m²)</w:t>
+            </w:r>
+          </w:p>
+        </w:tc>
+        <w:tc>
+          <w:tcPr>
+            <w:tcW w:w="1942" w:type="dxa"/>
             <w:shd w:val="clear" w:color="auto" w:fill="5AAA00"/>
           </w:tcPr>
           <w:p>
@@ -2859,32 +2292,13 @@
                 <w:color w:val="FFFFFF"/>
                 <w:sz w:val="22"/>
               </w:rPr>
-              <w:t>Meervoudig</w:t>
-            </w:r>
-          </w:p>
-        </w:tc>
-        <w:tc>
-          <w:tcPr>
-            <w:tcW w:w="1457" w:type="dxa"/>
-            <w:shd w:val="clear" w:color="auto" w:fill="5AAA00"/>
-          </w:tcPr>
-          <w:p>
-            <w:r/>
-            <w:r>
-              <w:rPr>
-                <w:rFonts w:ascii="Calibri" w:hAnsi="Calibri"/>
-                <w:b/>
-                <w:i w:val="0"/>
-                <w:color w:val="FFFFFF"/>
-                <w:sz w:val="22"/>
-              </w:rPr>
               <w:t>Biobased bonus</w:t>
             </w:r>
           </w:p>
         </w:tc>
         <w:tc>
           <w:tcPr>
-            <w:tcW w:w="1456" w:type="dxa"/>
+            <w:tcW w:w="1942" w:type="dxa"/>
             <w:shd w:val="clear" w:color="auto" w:fill="5AAA00"/>
           </w:tcPr>
           <w:p>
@@ -2927,7 +2341,26 @@
         </w:tc>
         <w:tc>
           <w:tcPr>
-            <w:tcW w:type="dxa" w:w="1456"/>
+            <w:tcW w:type="dxa" w:w="1942"/>
+            <w:shd w:val="clear" w:color="auto" w:fill="FFFFFF"/>
+          </w:tcPr>
+          <w:p>
+            <w:r/>
+            <w:r>
+              <w:rPr>
+                <w:rFonts w:ascii="Calibri" w:hAnsi="Calibri"/>
+                <w:b/>
+                <w:i w:val="0"/>
+                <w:color w:val="1D1D1B"/>
+                <w:sz w:val="22"/>
+              </w:rPr>
+              <w:t>€ 20.25/m²</w:t>
+            </w:r>
+          </w:p>
+        </w:tc>
+        <w:tc>
+          <w:tcPr>
+            <w:tcW w:type="dxa" w:w="1942"/>
             <w:shd w:val="clear" w:color="auto" w:fill="FFFFFF"/>
           </w:tcPr>
           <w:p>
@@ -2940,51 +2373,13 @@
                 <w:color w:val="1D1D1B"/>
                 <w:sz w:val="22"/>
               </w:rPr>
-              <w:t>€ 10.13/m²</w:t>
-            </w:r>
-          </w:p>
-        </w:tc>
-        <w:tc>
-          <w:tcPr>
-            <w:tcW w:type="dxa" w:w="1457"/>
-            <w:shd w:val="clear" w:color="auto" w:fill="FFFFFF"/>
-          </w:tcPr>
-          <w:p>
-            <w:r/>
-            <w:r>
-              <w:rPr>
-                <w:rFonts w:ascii="Calibri" w:hAnsi="Calibri"/>
-                <w:b/>
-                <w:i w:val="0"/>
-                <w:color w:val="1D1D1B"/>
-                <w:sz w:val="22"/>
-              </w:rPr>
-              <w:t>€ 20.25/m²</w:t>
-            </w:r>
-          </w:p>
-        </w:tc>
-        <w:tc>
-          <w:tcPr>
-            <w:tcW w:type="dxa" w:w="1457"/>
-            <w:shd w:val="clear" w:color="auto" w:fill="FFFFFF"/>
-          </w:tcPr>
-          <w:p>
-            <w:r/>
-            <w:r>
-              <w:rPr>
-                <w:rFonts w:ascii="Calibri" w:hAnsi="Calibri"/>
-                <w:b w:val="0"/>
-                <w:i w:val="0"/>
-                <w:color w:val="1D1D1B"/>
-                <w:sz w:val="22"/>
-              </w:rPr>
               <w:t>+ € 6.00/m²</w:t>
             </w:r>
           </w:p>
         </w:tc>
         <w:tc>
           <w:tcPr>
-            <w:tcW w:type="dxa" w:w="1456"/>
+            <w:tcW w:type="dxa" w:w="1942"/>
             <w:shd w:val="clear" w:color="auto" w:fill="FFFFFF"/>
           </w:tcPr>
           <w:p>
@@ -3027,7 +2422,26 @@
         </w:tc>
         <w:tc>
           <w:tcPr>
-            <w:tcW w:type="dxa" w:w="1456"/>
+            <w:tcW w:type="dxa" w:w="1942"/>
+            <w:shd w:val="clear" w:color="auto" w:fill="FFFFFF"/>
+          </w:tcPr>
+          <w:p>
+            <w:r/>
+            <w:r>
+              <w:rPr>
+                <w:rFonts w:ascii="Calibri" w:hAnsi="Calibri"/>
+                <w:b/>
+                <w:i w:val="0"/>
+                <w:color w:val="1D1D1B"/>
+                <w:sz w:val="22"/>
+              </w:rPr>
+              <w:t>€ 16.25/m²</w:t>
+            </w:r>
+          </w:p>
+        </w:tc>
+        <w:tc>
+          <w:tcPr>
+            <w:tcW w:type="dxa" w:w="1942"/>
             <w:shd w:val="clear" w:color="auto" w:fill="FFFFFF"/>
           </w:tcPr>
           <w:p>
@@ -3040,51 +2454,13 @@
                 <w:color w:val="1D1D1B"/>
                 <w:sz w:val="22"/>
               </w:rPr>
-              <w:t>€ 8.13/m²</w:t>
-            </w:r>
-          </w:p>
-        </w:tc>
-        <w:tc>
-          <w:tcPr>
-            <w:tcW w:type="dxa" w:w="1457"/>
-            <w:shd w:val="clear" w:color="auto" w:fill="FFFFFF"/>
-          </w:tcPr>
-          <w:p>
-            <w:r/>
-            <w:r>
-              <w:rPr>
-                <w:rFonts w:ascii="Calibri" w:hAnsi="Calibri"/>
-                <w:b/>
-                <w:i w:val="0"/>
-                <w:color w:val="1D1D1B"/>
-                <w:sz w:val="22"/>
-              </w:rPr>
-              <w:t>€ 16.25/m²</w:t>
-            </w:r>
-          </w:p>
-        </w:tc>
-        <w:tc>
-          <w:tcPr>
-            <w:tcW w:type="dxa" w:w="1457"/>
-            <w:shd w:val="clear" w:color="auto" w:fill="FFFFFF"/>
-          </w:tcPr>
-          <w:p>
-            <w:r/>
-            <w:r>
-              <w:rPr>
-                <w:rFonts w:ascii="Calibri" w:hAnsi="Calibri"/>
-                <w:b w:val="0"/>
-                <w:i w:val="0"/>
-                <w:color w:val="1D1D1B"/>
-                <w:sz w:val="22"/>
-              </w:rPr>
               <w:t>+ € 5.00/m²</w:t>
             </w:r>
           </w:p>
         </w:tc>
         <w:tc>
           <w:tcPr>
-            <w:tcW w:type="dxa" w:w="1456"/>
+            <w:tcW w:type="dxa" w:w="1942"/>
             <w:shd w:val="clear" w:color="auto" w:fill="FFFFFF"/>
           </w:tcPr>
           <w:p>
@@ -3126,7 +2502,7 @@
         </w:tc>
         <w:tc>
           <w:tcPr>
-            <w:tcW w:type="dxa" w:w="1456"/>
+            <w:tcW w:type="dxa" w:w="1942"/>
           </w:tcPr>
           <w:p>
             <w:r/>
@@ -3138,13 +2514,13 @@
                 <w:color w:val="999999"/>
                 <w:sz w:val="22"/>
               </w:rPr>
-              <w:t>€ 2.00/m²</w:t>
-            </w:r>
-          </w:p>
-        </w:tc>
-        <w:tc>
-          <w:tcPr>
-            <w:tcW w:type="dxa" w:w="1457"/>
+              <w:t>€ 4.00/m²</w:t>
+            </w:r>
+          </w:p>
+        </w:tc>
+        <w:tc>
+          <w:tcPr>
+            <w:tcW w:type="dxa" w:w="1942"/>
           </w:tcPr>
           <w:p>
             <w:r/>
@@ -3156,31 +2532,13 @@
                 <w:color w:val="999999"/>
                 <w:sz w:val="22"/>
               </w:rPr>
-              <w:t>€ 4.00/m²</w:t>
-            </w:r>
-          </w:p>
-        </w:tc>
-        <w:tc>
-          <w:tcPr>
-            <w:tcW w:type="dxa" w:w="1457"/>
-          </w:tcPr>
-          <w:p>
-            <w:r/>
-            <w:r>
-              <w:rPr>
-                <w:rFonts w:ascii="Calibri" w:hAnsi="Calibri"/>
-                <w:b w:val="0"/>
-                <w:i w:val="0"/>
-                <w:color w:val="999999"/>
-                <w:sz w:val="22"/>
-              </w:rPr>
               <w:t>+ € 1.50/m²</w:t>
             </w:r>
           </w:p>
         </w:tc>
         <w:tc>
           <w:tcPr>
-            <w:tcW w:type="dxa" w:w="1456"/>
+            <w:tcW w:type="dxa" w:w="1942"/>
           </w:tcPr>
           <w:p>
             <w:r/>
@@ -3222,7 +2580,26 @@
         </w:tc>
         <w:tc>
           <w:tcPr>
-            <w:tcW w:type="dxa" w:w="1456"/>
+            <w:tcW w:type="dxa" w:w="1942"/>
+            <w:shd w:val="clear" w:color="auto" w:fill="FFFFFF"/>
+          </w:tcPr>
+          <w:p>
+            <w:r/>
+            <w:r>
+              <w:rPr>
+                <w:rFonts w:ascii="Calibri" w:hAnsi="Calibri"/>
+                <w:b/>
+                <w:i w:val="0"/>
+                <w:color w:val="1D1D1B"/>
+                <w:sz w:val="22"/>
+              </w:rPr>
+              <w:t>€ 5.25/m²</w:t>
+            </w:r>
+          </w:p>
+        </w:tc>
+        <w:tc>
+          <w:tcPr>
+            <w:tcW w:type="dxa" w:w="1942"/>
             <w:shd w:val="clear" w:color="auto" w:fill="FFFFFF"/>
           </w:tcPr>
           <w:p>
@@ -3235,51 +2612,13 @@
                 <w:color w:val="1D1D1B"/>
                 <w:sz w:val="22"/>
               </w:rPr>
-              <w:t>€ 2.63/m²</w:t>
-            </w:r>
-          </w:p>
-        </w:tc>
-        <w:tc>
-          <w:tcPr>
-            <w:tcW w:type="dxa" w:w="1457"/>
-            <w:shd w:val="clear" w:color="auto" w:fill="FFFFFF"/>
-          </w:tcPr>
-          <w:p>
-            <w:r/>
-            <w:r>
-              <w:rPr>
-                <w:rFonts w:ascii="Calibri" w:hAnsi="Calibri"/>
-                <w:b/>
-                <w:i w:val="0"/>
-                <w:color w:val="1D1D1B"/>
-                <w:sz w:val="22"/>
-              </w:rPr>
-              <w:t>€ 5.25/m²</w:t>
-            </w:r>
-          </w:p>
-        </w:tc>
-        <w:tc>
-          <w:tcPr>
-            <w:tcW w:type="dxa" w:w="1457"/>
-            <w:shd w:val="clear" w:color="auto" w:fill="FFFFFF"/>
-          </w:tcPr>
-          <w:p>
-            <w:r/>
-            <w:r>
-              <w:rPr>
-                <w:rFonts w:ascii="Calibri" w:hAnsi="Calibri"/>
-                <w:b w:val="0"/>
-                <w:i w:val="0"/>
-                <w:color w:val="1D1D1B"/>
-                <w:sz w:val="22"/>
-              </w:rPr>
               <w:t>+ € 1.50/m²</w:t>
             </w:r>
           </w:p>
         </w:tc>
         <w:tc>
           <w:tcPr>
-            <w:tcW w:type="dxa" w:w="1456"/>
+            <w:tcW w:type="dxa" w:w="1942"/>
             <w:shd w:val="clear" w:color="auto" w:fill="FFFFFF"/>
           </w:tcPr>
           <w:p>
@@ -3322,7 +2661,26 @@
         </w:tc>
         <w:tc>
           <w:tcPr>
-            <w:tcW w:type="dxa" w:w="1456"/>
+            <w:tcW w:type="dxa" w:w="1942"/>
+            <w:shd w:val="clear" w:color="auto" w:fill="FFFFFF"/>
+          </w:tcPr>
+          <w:p>
+            <w:r/>
+            <w:r>
+              <w:rPr>
+                <w:rFonts w:ascii="Calibri" w:hAnsi="Calibri"/>
+                <w:b/>
+                <w:i w:val="0"/>
+                <w:color w:val="1D1D1B"/>
+                <w:sz w:val="22"/>
+              </w:rPr>
+              <w:t>€ 5.50/m²</w:t>
+            </w:r>
+          </w:p>
+        </w:tc>
+        <w:tc>
+          <w:tcPr>
+            <w:tcW w:type="dxa" w:w="1942"/>
             <w:shd w:val="clear" w:color="auto" w:fill="FFFFFF"/>
           </w:tcPr>
           <w:p>
@@ -3335,51 +2693,13 @@
                 <w:color w:val="1D1D1B"/>
                 <w:sz w:val="22"/>
               </w:rPr>
-              <w:t>€ 2.75/m²</w:t>
-            </w:r>
-          </w:p>
-        </w:tc>
-        <w:tc>
-          <w:tcPr>
-            <w:tcW w:type="dxa" w:w="1457"/>
-            <w:shd w:val="clear" w:color="auto" w:fill="FFFFFF"/>
-          </w:tcPr>
-          <w:p>
-            <w:r/>
-            <w:r>
-              <w:rPr>
-                <w:rFonts w:ascii="Calibri" w:hAnsi="Calibri"/>
-                <w:b/>
-                <w:i w:val="0"/>
-                <w:color w:val="1D1D1B"/>
-                <w:sz w:val="22"/>
-              </w:rPr>
-              <w:t>€ 5.50/m²</w:t>
-            </w:r>
-          </w:p>
-        </w:tc>
-        <w:tc>
-          <w:tcPr>
-            <w:tcW w:type="dxa" w:w="1457"/>
-            <w:shd w:val="clear" w:color="auto" w:fill="FFFFFF"/>
-          </w:tcPr>
-          <w:p>
-            <w:r/>
-            <w:r>
-              <w:rPr>
-                <w:rFonts w:ascii="Calibri" w:hAnsi="Calibri"/>
-                <w:b w:val="0"/>
-                <w:i w:val="0"/>
-                <w:color w:val="1D1D1B"/>
-                <w:sz w:val="22"/>
-              </w:rPr>
               <w:t>+ € 2.00/m²</w:t>
             </w:r>
           </w:p>
         </w:tc>
         <w:tc>
           <w:tcPr>
-            <w:tcW w:type="dxa" w:w="1456"/>
+            <w:tcW w:type="dxa" w:w="1942"/>
             <w:shd w:val="clear" w:color="auto" w:fill="FFFFFF"/>
           </w:tcPr>
           <w:p>
@@ -3421,7 +2741,7 @@
         </w:tc>
         <w:tc>
           <w:tcPr>
-            <w:tcW w:type="dxa" w:w="1456"/>
+            <w:tcW w:type="dxa" w:w="1942"/>
           </w:tcPr>
           <w:p>
             <w:r/>
@@ -3433,13 +2753,13 @@
                 <w:color w:val="999999"/>
                 <w:sz w:val="22"/>
               </w:rPr>
-              <w:t>€ 1.50/m²</w:t>
-            </w:r>
-          </w:p>
-        </w:tc>
-        <w:tc>
-          <w:tcPr>
-            <w:tcW w:type="dxa" w:w="1457"/>
+              <w:t>€ 3.00/m²</w:t>
+            </w:r>
+          </w:p>
+        </w:tc>
+        <w:tc>
+          <w:tcPr>
+            <w:tcW w:type="dxa" w:w="1942"/>
           </w:tcPr>
           <w:p>
             <w:r/>
@@ -3451,13 +2771,13 @@
                 <w:color w:val="999999"/>
                 <w:sz w:val="22"/>
               </w:rPr>
-              <w:t>€ 3.00/m²</w:t>
-            </w:r>
-          </w:p>
-        </w:tc>
-        <w:tc>
-          <w:tcPr>
-            <w:tcW w:type="dxa" w:w="1457"/>
+              <w:t>+ € 1.00/m²</w:t>
+            </w:r>
+          </w:p>
+        </w:tc>
+        <w:tc>
+          <w:tcPr>
+            <w:tcW w:type="dxa" w:w="1942"/>
           </w:tcPr>
           <w:p>
             <w:r/>
@@ -3469,13 +2789,131 @@
                 <w:color w:val="999999"/>
                 <w:sz w:val="22"/>
               </w:rPr>
-              <w:t>+ € 1.00/m²</w:t>
-            </w:r>
-          </w:p>
-        </w:tc>
-        <w:tc>
-          <w:tcPr>
-            <w:tcW w:type="dxa" w:w="1456"/>
+              <w:t>Rc ≥ 1,3 m²K/W</w:t>
+            </w:r>
+          </w:p>
+        </w:tc>
+      </w:tr>
+    </w:tbl>
+    <w:p/>
+    <w:tbl>
+      <w:tblPr>
+        <w:tblW w:w="9026" w:type="dxa"/>
+        <w:tblLook w:firstColumn="1" w:firstRow="1" w:lastColumn="0" w:lastRow="0" w:noHBand="0" w:noVBand="1" w:val="04A0"/>
+      </w:tblPr>
+      <w:tblGrid>
+        <w:gridCol w:w="3200"/>
+        <w:gridCol w:w="2913"/>
+        <w:gridCol w:w="2913"/>
+      </w:tblGrid>
+      <w:tr>
+        <w:trPr>
+          <w:trHeight w:val="400" w:hRule="atLeast"/>
+        </w:trPr>
+        <w:tc>
+          <w:tcPr>
+            <w:tcW w:w="3200" w:type="dxa"/>
+            <w:shd w:val="clear" w:color="auto" w:fill="5AAA00"/>
+          </w:tcPr>
+          <w:p>
+            <w:r/>
+            <w:r>
+              <w:rPr>
+                <w:rFonts w:ascii="Calibri" w:hAnsi="Calibri"/>
+                <w:b/>
+                <w:i w:val="0"/>
+                <w:color w:val="FFFFFF"/>
+                <w:sz w:val="22"/>
+              </w:rPr>
+              <w:t>Type glas</w:t>
+            </w:r>
+          </w:p>
+        </w:tc>
+        <w:tc>
+          <w:tcPr>
+            <w:tcW w:w="2913" w:type="dxa"/>
+            <w:shd w:val="clear" w:color="auto" w:fill="5AAA00"/>
+          </w:tcPr>
+          <w:p>
+            <w:r/>
+            <w:r>
+              <w:rPr>
+                <w:rFonts w:ascii="Calibri" w:hAnsi="Calibri"/>
+                <w:b/>
+                <w:i w:val="0"/>
+                <w:color w:val="FFFFFF"/>
+                <w:sz w:val="22"/>
+              </w:rPr>
+              <w:t>ISDE 2026 (€/m²)</w:t>
+            </w:r>
+          </w:p>
+        </w:tc>
+        <w:tc>
+          <w:tcPr>
+            <w:tcW w:w="2913" w:type="dxa"/>
+            <w:shd w:val="clear" w:color="auto" w:fill="5AAA00"/>
+          </w:tcPr>
+          <w:p>
+            <w:r/>
+            <w:r>
+              <w:rPr>
+                <w:rFonts w:ascii="Calibri" w:hAnsi="Calibri"/>
+                <w:b/>
+                <w:i w:val="0"/>
+                <w:color w:val="FFFFFF"/>
+                <w:sz w:val="22"/>
+              </w:rPr>
+              <w:t>Min. U-waarde</w:t>
+            </w:r>
+          </w:p>
+        </w:tc>
+      </w:tr>
+      <w:tr>
+        <w:trPr>
+          <w:trHeight w:val="400" w:hRule="atLeast"/>
+        </w:trPr>
+        <w:tc>
+          <w:tcPr>
+            <w:tcW w:type="dxa" w:w="3200"/>
+            <w:shd w:val="clear" w:color="auto" w:fill="FFFFFF"/>
+          </w:tcPr>
+          <w:p>
+            <w:r/>
+            <w:r>
+              <w:rPr>
+                <w:rFonts w:ascii="Calibri" w:hAnsi="Calibri"/>
+                <w:b/>
+                <w:i w:val="0"/>
+                <w:color w:val="1D1D1B"/>
+                <w:sz w:val="22"/>
+              </w:rPr>
+              <w:t>HR++ glas</w:t>
+            </w:r>
+          </w:p>
+        </w:tc>
+        <w:tc>
+          <w:tcPr>
+            <w:tcW w:type="dxa" w:w="2913"/>
+            <w:shd w:val="clear" w:color="auto" w:fill="FFFFFF"/>
+          </w:tcPr>
+          <w:p>
+            <w:r/>
+            <w:r>
+              <w:rPr>
+                <w:rFonts w:ascii="Calibri" w:hAnsi="Calibri"/>
+                <w:b/>
+                <w:i w:val="0"/>
+                <w:color w:val="1D1D1B"/>
+                <w:sz w:val="22"/>
+              </w:rPr>
+              <w:t>€ 12.50/m²</w:t>
+            </w:r>
+          </w:p>
+        </w:tc>
+        <w:tc>
+          <w:tcPr>
+            <w:tcW w:type="dxa" w:w="2913"/>
+            <w:shd w:val="clear" w:color="auto" w:fill="FFFFFF"/>
           </w:tcPr>
           <w:p>
             <w:r/>
@@ -3484,10 +2922,196 @@
                 <w:rFonts w:ascii="Calibri" w:hAnsi="Calibri"/>
                 <w:b w:val="0"/>
                 <w:i w:val="0"/>
-                <w:color w:val="999999"/>
-                <w:sz w:val="22"/>
-              </w:rPr>
-              <w:t>Rc ≥ 1,3 m²K/W</w:t>
+                <w:color w:val="1D1D1B"/>
+                <w:sz w:val="22"/>
+              </w:rPr>
+              <w:t>U ≤ 1,2 W/m²K</w:t>
+            </w:r>
+          </w:p>
+        </w:tc>
+      </w:tr>
+      <w:tr>
+        <w:trPr>
+          <w:trHeight w:val="400" w:hRule="atLeast"/>
+        </w:trPr>
+        <w:tc>
+          <w:tcPr>
+            <w:tcW w:type="dxa" w:w="3200"/>
+            <w:shd w:val="clear" w:color="auto" w:fill="FFFFFF"/>
+          </w:tcPr>
+          <w:p>
+            <w:r/>
+            <w:r>
+              <w:rPr>
+                <w:rFonts w:ascii="Calibri" w:hAnsi="Calibri"/>
+                <w:b/>
+                <w:i w:val="0"/>
+                <w:color w:val="1D1D1B"/>
+                <w:sz w:val="22"/>
+              </w:rPr>
+              <w:t>Vacuümglas</w:t>
+            </w:r>
+          </w:p>
+        </w:tc>
+        <w:tc>
+          <w:tcPr>
+            <w:tcW w:type="dxa" w:w="2913"/>
+            <w:shd w:val="clear" w:color="auto" w:fill="FFFFFF"/>
+          </w:tcPr>
+          <w:p>
+            <w:r/>
+            <w:r>
+              <w:rPr>
+                <w:rFonts w:ascii="Calibri" w:hAnsi="Calibri"/>
+                <w:b/>
+                <w:i w:val="0"/>
+                <w:color w:val="1D1D1B"/>
+                <w:sz w:val="22"/>
+              </w:rPr>
+              <w:t>€ 25.00/m²</w:t>
+            </w:r>
+          </w:p>
+        </w:tc>
+        <w:tc>
+          <w:tcPr>
+            <w:tcW w:type="dxa" w:w="2913"/>
+            <w:shd w:val="clear" w:color="auto" w:fill="FFFFFF"/>
+          </w:tcPr>
+          <w:p>
+            <w:r/>
+            <w:r>
+              <w:rPr>
+                <w:rFonts w:ascii="Calibri" w:hAnsi="Calibri"/>
+                <w:b w:val="0"/>
+                <w:i w:val="0"/>
+                <w:color w:val="1D1D1B"/>
+                <w:sz w:val="22"/>
+              </w:rPr>
+              <w:t>U ≤ 0,7 W/m²K</w:t>
+            </w:r>
+          </w:p>
+        </w:tc>
+      </w:tr>
+      <w:tr>
+        <w:trPr>
+          <w:trHeight w:val="400" w:hRule="atLeast"/>
+        </w:trPr>
+        <w:tc>
+          <w:tcPr>
+            <w:tcW w:type="dxa" w:w="3200"/>
+            <w:shd w:val="clear" w:color="auto" w:fill="FFFFFF"/>
+          </w:tcPr>
+          <w:p>
+            <w:r/>
+            <w:r>
+              <w:rPr>
+                <w:rFonts w:ascii="Calibri" w:hAnsi="Calibri"/>
+                <w:b/>
+                <w:i w:val="0"/>
+                <w:color w:val="1D1D1B"/>
+                <w:sz w:val="22"/>
+              </w:rPr>
+              <w:t>Triple glas</w:t>
+            </w:r>
+          </w:p>
+        </w:tc>
+        <w:tc>
+          <w:tcPr>
+            <w:tcW w:type="dxa" w:w="2913"/>
+            <w:shd w:val="clear" w:color="auto" w:fill="FFFFFF"/>
+          </w:tcPr>
+          <w:p>
+            <w:r/>
+            <w:r>
+              <w:rPr>
+                <w:rFonts w:ascii="Calibri" w:hAnsi="Calibri"/>
+                <w:b/>
+                <w:i w:val="0"/>
+                <w:color w:val="1D1D1B"/>
+                <w:sz w:val="22"/>
+              </w:rPr>
+              <w:t>€ 111.00/m²</w:t>
+            </w:r>
+          </w:p>
+        </w:tc>
+        <w:tc>
+          <w:tcPr>
+            <w:tcW w:type="dxa" w:w="2913"/>
+            <w:shd w:val="clear" w:color="auto" w:fill="FFFFFF"/>
+          </w:tcPr>
+          <w:p>
+            <w:r/>
+            <w:r>
+              <w:rPr>
+                <w:rFonts w:ascii="Calibri" w:hAnsi="Calibri"/>
+                <w:b w:val="0"/>
+                <w:i w:val="0"/>
+                <w:color w:val="1D1D1B"/>
+                <w:sz w:val="22"/>
+              </w:rPr>
+              <w:t>U ≤ 0,7 W/m²K</w:t>
+            </w:r>
+          </w:p>
+        </w:tc>
+      </w:tr>
+      <w:tr>
+        <w:trPr>
+          <w:trHeight w:val="400" w:hRule="atLeast"/>
+        </w:trPr>
+        <w:tc>
+          <w:tcPr>
+            <w:tcW w:type="dxa" w:w="3200"/>
+            <w:shd w:val="clear" w:color="auto" w:fill="FFFFFF"/>
+          </w:tcPr>
+          <w:p>
+            <w:r/>
+            <w:r>
+              <w:rPr>
+                <w:rFonts w:ascii="Calibri" w:hAnsi="Calibri"/>
+                <w:b/>
+                <w:i w:val="0"/>
+                <w:color w:val="1D1D1B"/>
+                <w:sz w:val="22"/>
+              </w:rPr>
+              <w:t>Isolerende deuren</w:t>
+            </w:r>
+          </w:p>
+        </w:tc>
+        <w:tc>
+          <w:tcPr>
+            <w:tcW w:type="dxa" w:w="2913"/>
+            <w:shd w:val="clear" w:color="auto" w:fill="FFFFFF"/>
+          </w:tcPr>
+          <w:p>
+            <w:r/>
+            <w:r>
+              <w:rPr>
+                <w:rFonts w:ascii="Calibri" w:hAnsi="Calibri"/>
+                <w:b/>
+                <w:i w:val="0"/>
+                <w:color w:val="1D1D1B"/>
+                <w:sz w:val="22"/>
+              </w:rPr>
+              <w:t>€ 111.00/m²</w:t>
+            </w:r>
+          </w:p>
+        </w:tc>
+        <w:tc>
+          <w:tcPr>
+            <w:tcW w:type="dxa" w:w="2913"/>
+            <w:shd w:val="clear" w:color="auto" w:fill="FFFFFF"/>
+          </w:tcPr>
+          <w:p>
+            <w:r/>
+            <w:r>
+              <w:rPr>
+                <w:rFonts w:ascii="Calibri" w:hAnsi="Calibri"/>
+                <w:b w:val="0"/>
+                <w:i w:val="0"/>
+                <w:color w:val="1D1D1B"/>
+                <w:sz w:val="22"/>
+              </w:rPr>
+              <w:t>U ≤ 1,0 W/m²K</w:t>
             </w:r>
           </w:p>
         </w:tc>
@@ -3524,424 +3148,6 @@
                 <w:color w:val="FFFFFF"/>
                 <w:sz w:val="22"/>
               </w:rPr>
-              <w:t>Type glas</w:t>
-            </w:r>
-          </w:p>
-        </w:tc>
-        <w:tc>
-          <w:tcPr>
-            <w:tcW w:w="1942" w:type="dxa"/>
-            <w:shd w:val="clear" w:color="auto" w:fill="5AAA00"/>
-          </w:tcPr>
-          <w:p>
-            <w:r/>
-            <w:r>
-              <w:rPr>
-                <w:rFonts w:ascii="Calibri" w:hAnsi="Calibri"/>
-                <w:b/>
-                <w:i w:val="0"/>
-                <w:color w:val="FFFFFF"/>
-                <w:sz w:val="22"/>
-              </w:rPr>
-              <w:t>Enkelvoudig</w:t>
-            </w:r>
-          </w:p>
-        </w:tc>
-        <w:tc>
-          <w:tcPr>
-            <w:tcW w:w="1942" w:type="dxa"/>
-            <w:shd w:val="clear" w:color="auto" w:fill="5AAA00"/>
-          </w:tcPr>
-          <w:p>
-            <w:r/>
-            <w:r>
-              <w:rPr>
-                <w:rFonts w:ascii="Calibri" w:hAnsi="Calibri"/>
-                <w:b/>
-                <w:i w:val="0"/>
-                <w:color w:val="FFFFFF"/>
-                <w:sz w:val="22"/>
-              </w:rPr>
-              <w:t>Meervoudig</w:t>
-            </w:r>
-          </w:p>
-        </w:tc>
-        <w:tc>
-          <w:tcPr>
-            <w:tcW w:w="1942" w:type="dxa"/>
-            <w:shd w:val="clear" w:color="auto" w:fill="5AAA00"/>
-          </w:tcPr>
-          <w:p>
-            <w:r/>
-            <w:r>
-              <w:rPr>
-                <w:rFonts w:ascii="Calibri" w:hAnsi="Calibri"/>
-                <w:b/>
-                <w:i w:val="0"/>
-                <w:color w:val="FFFFFF"/>
-                <w:sz w:val="22"/>
-              </w:rPr>
-              <w:t>Min. U-waarde</w:t>
-            </w:r>
-          </w:p>
-        </w:tc>
-      </w:tr>
-      <w:tr>
-        <w:trPr>
-          <w:trHeight w:val="400" w:hRule="atLeast"/>
-        </w:trPr>
-        <w:tc>
-          <w:tcPr>
-            <w:tcW w:type="dxa" w:w="3200"/>
-            <w:shd w:val="clear" w:color="auto" w:fill="FFFFFF"/>
-          </w:tcPr>
-          <w:p>
-            <w:r/>
-            <w:r>
-              <w:rPr>
-                <w:rFonts w:ascii="Calibri" w:hAnsi="Calibri"/>
-                <w:b/>
-                <w:i w:val="0"/>
-                <w:color w:val="1D1D1B"/>
-                <w:sz w:val="22"/>
-              </w:rPr>
-              <w:t>HR++ glas</w:t>
-            </w:r>
-          </w:p>
-        </w:tc>
-        <w:tc>
-          <w:tcPr>
-            <w:tcW w:type="dxa" w:w="1942"/>
-            <w:shd w:val="clear" w:color="auto" w:fill="FFFFFF"/>
-          </w:tcPr>
-          <w:p>
-            <w:r/>
-            <w:r>
-              <w:rPr>
-                <w:rFonts w:ascii="Calibri" w:hAnsi="Calibri"/>
-                <w:b w:val="0"/>
-                <w:i w:val="0"/>
-                <w:color w:val="1D1D1B"/>
-                <w:sz w:val="22"/>
-              </w:rPr>
-              <w:t>€ 12.50/m²</w:t>
-            </w:r>
-          </w:p>
-        </w:tc>
-        <w:tc>
-          <w:tcPr>
-            <w:tcW w:type="dxa" w:w="1942"/>
-            <w:shd w:val="clear" w:color="auto" w:fill="FFFFFF"/>
-          </w:tcPr>
-          <w:p>
-            <w:r/>
-            <w:r>
-              <w:rPr>
-                <w:rFonts w:ascii="Calibri" w:hAnsi="Calibri"/>
-                <w:b/>
-                <w:i w:val="0"/>
-                <w:color w:val="1D1D1B"/>
-                <w:sz w:val="22"/>
-              </w:rPr>
-              <w:t>€ 25.00/m²</w:t>
-            </w:r>
-          </w:p>
-        </w:tc>
-        <w:tc>
-          <w:tcPr>
-            <w:tcW w:type="dxa" w:w="1942"/>
-            <w:shd w:val="clear" w:color="auto" w:fill="FFFFFF"/>
-          </w:tcPr>
-          <w:p>
-            <w:r/>
-            <w:r>
-              <w:rPr>
-                <w:rFonts w:ascii="Calibri" w:hAnsi="Calibri"/>
-                <w:b w:val="0"/>
-                <w:i w:val="0"/>
-                <w:color w:val="1D1D1B"/>
-                <w:sz w:val="22"/>
-              </w:rPr>
-              <w:t>U ≤ 1,2 W/m²K</w:t>
-            </w:r>
-          </w:p>
-        </w:tc>
-      </w:tr>
-      <w:tr>
-        <w:trPr>
-          <w:trHeight w:val="400" w:hRule="atLeast"/>
-        </w:trPr>
-        <w:tc>
-          <w:tcPr>
-            <w:tcW w:type="dxa" w:w="3200"/>
-            <w:shd w:val="clear" w:color="auto" w:fill="FFFFFF"/>
-          </w:tcPr>
-          <w:p>
-            <w:r/>
-            <w:r>
-              <w:rPr>
-                <w:rFonts w:ascii="Calibri" w:hAnsi="Calibri"/>
-                <w:b/>
-                <w:i w:val="0"/>
-                <w:color w:val="1D1D1B"/>
-                <w:sz w:val="22"/>
-              </w:rPr>
-              <w:t>Vacuümglas</w:t>
-            </w:r>
-          </w:p>
-        </w:tc>
-        <w:tc>
-          <w:tcPr>
-            <w:tcW w:type="dxa" w:w="1942"/>
-            <w:shd w:val="clear" w:color="auto" w:fill="FFFFFF"/>
-          </w:tcPr>
-          <w:p>
-            <w:r/>
-            <w:r>
-              <w:rPr>
-                <w:rFonts w:ascii="Calibri" w:hAnsi="Calibri"/>
-                <w:b w:val="0"/>
-                <w:i w:val="0"/>
-                <w:color w:val="1D1D1B"/>
-                <w:sz w:val="22"/>
-              </w:rPr>
-              <w:t>€ 12.50/m²</w:t>
-            </w:r>
-          </w:p>
-        </w:tc>
-        <w:tc>
-          <w:tcPr>
-            <w:tcW w:type="dxa" w:w="1942"/>
-            <w:shd w:val="clear" w:color="auto" w:fill="FFFFFF"/>
-          </w:tcPr>
-          <w:p>
-            <w:r/>
-            <w:r>
-              <w:rPr>
-                <w:rFonts w:ascii="Calibri" w:hAnsi="Calibri"/>
-                <w:b/>
-                <w:i w:val="0"/>
-                <w:color w:val="1D1D1B"/>
-                <w:sz w:val="22"/>
-              </w:rPr>
-              <w:t>€ 25.00/m²</w:t>
-            </w:r>
-          </w:p>
-        </w:tc>
-        <w:tc>
-          <w:tcPr>
-            <w:tcW w:type="dxa" w:w="1942"/>
-            <w:shd w:val="clear" w:color="auto" w:fill="FFFFFF"/>
-          </w:tcPr>
-          <w:p>
-            <w:r/>
-            <w:r>
-              <w:rPr>
-                <w:rFonts w:ascii="Calibri" w:hAnsi="Calibri"/>
-                <w:b w:val="0"/>
-                <w:i w:val="0"/>
-                <w:color w:val="1D1D1B"/>
-                <w:sz w:val="22"/>
-              </w:rPr>
-              <w:t>U ≤ 0,7 W/m²K</w:t>
-            </w:r>
-          </w:p>
-        </w:tc>
-      </w:tr>
-      <w:tr>
-        <w:trPr>
-          <w:trHeight w:val="400" w:hRule="atLeast"/>
-        </w:trPr>
-        <w:tc>
-          <w:tcPr>
-            <w:tcW w:type="dxa" w:w="3200"/>
-            <w:shd w:val="clear" w:color="auto" w:fill="FFFFFF"/>
-          </w:tcPr>
-          <w:p>
-            <w:r/>
-            <w:r>
-              <w:rPr>
-                <w:rFonts w:ascii="Calibri" w:hAnsi="Calibri"/>
-                <w:b/>
-                <w:i w:val="0"/>
-                <w:color w:val="1D1D1B"/>
-                <w:sz w:val="22"/>
-              </w:rPr>
-              <w:t>Triple glas</w:t>
-            </w:r>
-          </w:p>
-        </w:tc>
-        <w:tc>
-          <w:tcPr>
-            <w:tcW w:type="dxa" w:w="1942"/>
-            <w:shd w:val="clear" w:color="auto" w:fill="FFFFFF"/>
-          </w:tcPr>
-          <w:p>
-            <w:r/>
-            <w:r>
-              <w:rPr>
-                <w:rFonts w:ascii="Calibri" w:hAnsi="Calibri"/>
-                <w:b w:val="0"/>
-                <w:i w:val="0"/>
-                <w:color w:val="1D1D1B"/>
-                <w:sz w:val="22"/>
-              </w:rPr>
-              <w:t>€ 55.50/m²</w:t>
-            </w:r>
-          </w:p>
-        </w:tc>
-        <w:tc>
-          <w:tcPr>
-            <w:tcW w:type="dxa" w:w="1942"/>
-            <w:shd w:val="clear" w:color="auto" w:fill="FFFFFF"/>
-          </w:tcPr>
-          <w:p>
-            <w:r/>
-            <w:r>
-              <w:rPr>
-                <w:rFonts w:ascii="Calibri" w:hAnsi="Calibri"/>
-                <w:b/>
-                <w:i w:val="0"/>
-                <w:color w:val="1D1D1B"/>
-                <w:sz w:val="22"/>
-              </w:rPr>
-              <w:t>€ 111.00/m²</w:t>
-            </w:r>
-          </w:p>
-        </w:tc>
-        <w:tc>
-          <w:tcPr>
-            <w:tcW w:type="dxa" w:w="1942"/>
-            <w:shd w:val="clear" w:color="auto" w:fill="FFFFFF"/>
-          </w:tcPr>
-          <w:p>
-            <w:r/>
-            <w:r>
-              <w:rPr>
-                <w:rFonts w:ascii="Calibri" w:hAnsi="Calibri"/>
-                <w:b w:val="0"/>
-                <w:i w:val="0"/>
-                <w:color w:val="1D1D1B"/>
-                <w:sz w:val="22"/>
-              </w:rPr>
-              <w:t>U ≤ 0,7 W/m²K</w:t>
-            </w:r>
-          </w:p>
-        </w:tc>
-      </w:tr>
-      <w:tr>
-        <w:trPr>
-          <w:trHeight w:val="400" w:hRule="atLeast"/>
-        </w:trPr>
-        <w:tc>
-          <w:tcPr>
-            <w:tcW w:type="dxa" w:w="3200"/>
-            <w:shd w:val="clear" w:color="auto" w:fill="FFFFFF"/>
-          </w:tcPr>
-          <w:p>
-            <w:r/>
-            <w:r>
-              <w:rPr>
-                <w:rFonts w:ascii="Calibri" w:hAnsi="Calibri"/>
-                <w:b/>
-                <w:i w:val="0"/>
-                <w:color w:val="1D1D1B"/>
-                <w:sz w:val="22"/>
-              </w:rPr>
-              <w:t>Isolerende deuren</w:t>
-            </w:r>
-          </w:p>
-        </w:tc>
-        <w:tc>
-          <w:tcPr>
-            <w:tcW w:type="dxa" w:w="1942"/>
-            <w:shd w:val="clear" w:color="auto" w:fill="FFFFFF"/>
-          </w:tcPr>
-          <w:p>
-            <w:r/>
-            <w:r>
-              <w:rPr>
-                <w:rFonts w:ascii="Calibri" w:hAnsi="Calibri"/>
-                <w:b w:val="0"/>
-                <w:i w:val="0"/>
-                <w:color w:val="1D1D1B"/>
-                <w:sz w:val="22"/>
-              </w:rPr>
-              <w:t>€ 55.50/m²</w:t>
-            </w:r>
-          </w:p>
-        </w:tc>
-        <w:tc>
-          <w:tcPr>
-            <w:tcW w:type="dxa" w:w="1942"/>
-            <w:shd w:val="clear" w:color="auto" w:fill="FFFFFF"/>
-          </w:tcPr>
-          <w:p>
-            <w:r/>
-            <w:r>
-              <w:rPr>
-                <w:rFonts w:ascii="Calibri" w:hAnsi="Calibri"/>
-                <w:b/>
-                <w:i w:val="0"/>
-                <w:color w:val="1D1D1B"/>
-                <w:sz w:val="22"/>
-              </w:rPr>
-              <w:t>€ 111.00/m²</w:t>
-            </w:r>
-          </w:p>
-        </w:tc>
-        <w:tc>
-          <w:tcPr>
-            <w:tcW w:type="dxa" w:w="1942"/>
-            <w:shd w:val="clear" w:color="auto" w:fill="FFFFFF"/>
-          </w:tcPr>
-          <w:p>
-            <w:r/>
-            <w:r>
-              <w:rPr>
-                <w:rFonts w:ascii="Calibri" w:hAnsi="Calibri"/>
-                <w:b w:val="0"/>
-                <w:i w:val="0"/>
-                <w:color w:val="1D1D1B"/>
-                <w:sz w:val="22"/>
-              </w:rPr>
-              <w:t>U ≤ 1,0 W/m²K</w:t>
-            </w:r>
-          </w:p>
-        </w:tc>
-      </w:tr>
-    </w:tbl>
-    <w:p/>
-    <w:tbl>
-      <w:tblPr>
-        <w:tblW w:w="9026" w:type="dxa"/>
-        <w:tblLook w:firstColumn="1" w:firstRow="1" w:lastColumn="0" w:lastRow="0" w:noHBand="0" w:noVBand="1" w:val="04A0"/>
-      </w:tblPr>
-      <w:tblGrid>
-        <w:gridCol w:w="3200"/>
-        <w:gridCol w:w="1942"/>
-        <w:gridCol w:w="1942"/>
-        <w:gridCol w:w="1942"/>
-      </w:tblGrid>
-      <w:tr>
-        <w:trPr>
-          <w:trHeight w:val="400" w:hRule="atLeast"/>
-        </w:trPr>
-        <w:tc>
-          <w:tcPr>
-            <w:tcW w:w="3200" w:type="dxa"/>
-            <w:shd w:val="clear" w:color="auto" w:fill="5AAA00"/>
-          </w:tcPr>
-          <w:p>
-            <w:r/>
-            <w:r>
-              <w:rPr>
-                <w:rFonts w:ascii="Calibri" w:hAnsi="Calibri"/>
-                <w:b/>
-                <w:i w:val="0"/>
-                <w:color w:val="FFFFFF"/>
-                <w:sz w:val="22"/>
-              </w:rPr>
               <w:t>Combinatie</w:t>
             </w:r>
           </w:p>
@@ -4117,6 +3323,53 @@
       <w:tblGrid>
         <w:gridCol w:w="9638"/>
       </w:tblGrid>
+      <w:tr>
+        <w:trPr>
+          <w:trHeight w:val="400" w:hRule="atLeast"/>
+        </w:trPr>
+        <w:tc>
+          <w:tcPr>
+            <w:tcW w:type="dxa" w:w="9638"/>
+            <w:shd w:val="clear" w:color="auto" w:fill="FFFFFF"/>
+          </w:tcPr>
+          <w:p>
+            <w:r/>
+            <w:r>
+              <w:rPr>
+                <w:rFonts w:ascii="Calibri" w:hAnsi="Calibri"/>
+                <w:b/>
+                <w:i w:val="0"/>
+                <w:color w:val="2E7D32"/>
+                <w:sz w:val="22"/>
+              </w:rPr>
+              <w:t>Indicatief ISDE-subsidietotaal voor uw woning: tot €2,423 (enkelvoudig tarief 2026, op basis van geschatte oppervlaktes)</w:t>
+            </w:r>
+          </w:p>
+        </w:tc>
+      </w:tr>
+      <w:tr>
+        <w:trPr>
+          <w:trHeight w:val="400" w:hRule="atLeast"/>
+        </w:trPr>
+        <w:tc>
+          <w:tcPr>
+            <w:tcW w:type="dxa" w:w="9638"/>
+            <w:shd w:val="clear" w:color="auto" w:fill="FFFFFF"/>
+          </w:tcPr>
+          <w:p>
+            <w:r/>
+            <w:r>
+              <w:rPr>
+                <w:rFonts w:ascii="Calibri" w:hAnsi="Calibri"/>
+                <w:b w:val="0"/>
+                <w:i/>
+                <w:sz w:val="22"/>
+              </w:rPr>
+              <w:t>De getoonde bedragen zijn de basisbedragen (ISDE 2026). Uw subsidiebedrag verdubbelt als u meer dan één isolatiemaatregel uitvoert, of een isolatiemaatregel combineert met een warmtepomp, zonneboiler of aansluiting op een warmtenet. Vraag subsidie aan binnen 24 maanden na de eerste maatregel. Subsidie verdubbelt niet bij combinatie met uitsluitend ventilatie, en de biobased bonus verdubbelt niet bij de tweede maatregel.</w:t>
+            </w:r>
+          </w:p>
+        </w:tc>
+      </w:tr>
       <w:tr>
         <w:tc>
           <w:tcPr>
@@ -4560,22 +3813,13 @@
             </w:pPr>
             <w:r>
               <w:rPr>
+                <w:b/>
                 <w:rFonts w:ascii="Calibri" w:hAnsi="Calibri" w:cs="Calibri"/>
                 <w:sz w:val="22"/>
                 <w:szCs w:val="22"/>
                 <w:color w:val="1A1A1A"/>
               </w:rPr>
-              <w:t xml:space="preserve">Bekijk uw mogelijkheden op </w:t>
-            </w:r>
-            <w:r>
-              <w:rPr>
-                <w:b/>
-                <w:rFonts w:ascii="Calibri" w:hAnsi="Calibri" w:cs="Calibri"/>
-                <w:sz w:val="22"/>
-                <w:szCs w:val="22"/>
-                <w:color w:val="1A1A1A"/>
-              </w:rPr>
-              <w:t xml:space="preserve">pandiq.nl/dashboard</w:t>
+              <w:t xml:space="preserve">Ontdek welke installatie-upgrade het meeste oplevert voor uw woning</w:t>
             </w:r>
             <w:r>
               <w:rPr>
@@ -4586,6 +3830,21 @@
                 <w:color w:val="1A1A1A"/>
               </w:rPr>
               <w:t xml:space="preserve">  →</w:t>
+            </w:r>
+          </w:p>
+          <w:p>
+            <w:pPr>
+              <w:spacing w:before="0" w:after="0"/>
+              <w:shd w:val="clear" w:color="auto" w:fill="D4E832"/>
+            </w:pPr>
+            <w:r>
+              <w:rPr>
+                <w:rFonts w:ascii="Calibri" w:hAnsi="Calibri" w:cs="Calibri"/>
+                <w:sz w:val="18"/>
+                <w:szCs w:val="18"/>
+                <w:color w:val="333333"/>
+              </w:rPr>
+              <w:t xml:space="preserve">https://www.pandiq.nl/warmtepomp</w:t>
             </w:r>
           </w:p>
         </w:tc>
@@ -4662,25 +3921,7 @@
         <w:sz w:val="16"/>
         <w:szCs w:val="16"/>
       </w:rPr>
-      <w:t xml:space="preserve">Indicatief rapport · </w:t>
-    </w:r>
-    <w:proofErr w:type="spellStart"/>
-    <w:r>
-      <w:rPr>
-        <w:color w:val="5A6A85"/>
-        <w:sz w:val="16"/>
-        <w:szCs w:val="16"/>
-      </w:rPr>
-      <w:t>PandIQ</w:t>
-    </w:r>
-    <w:proofErr w:type="spellEnd"/>
-    <w:r>
-      <w:rPr>
-        <w:color w:val="5A6A85"/>
-        <w:sz w:val="16"/>
-        <w:szCs w:val="16"/>
-      </w:rPr>
-      <w:t xml:space="preserve"> · www.pandiq.nl</w:t>
+      <w:t>Indicatief rapport · PandIQ · www.pandiq.nl</w:t>
     </w:r>
     <w:r>
       <w:rPr>
